--- a/Science Books/QED Course/Lesson 81 Effective Actions.docx
+++ b/Science Books/QED Course/Lesson 81 Effective Actions.docx
@@ -58,7 +58,7 @@
     </w:p>
     <w:p>
       <w:pPr>
-        <w:pStyle w:val="Heading1"/>
+        <w:pStyle w:val="Heading2"/>
       </w:pPr>
       <w:r>
         <w:t>How to use this lesson</w:t>
@@ -66,12 +66,12 @@
     </w:p>
     <w:p>
       <w:r>
-        <w:t>W[J] generates connected diagrams. Its Legendre transform Γ[φ_cl]=W[J]−∫J φ_cl, with φ_cl=δW/δJ, generates one-particle-irreducible diagrams. The classical field φ_cl satisfies δΓ/δφ_cl=−J, the quantum-corrected equation of motion. Expect four to six hours. The effective action is the tool that makes 'tree level in a corrected Lagrangian' mean 'all loops in the original theory, but only 1PI ones, with full propagators on the external legs.' Lesson 67's resummed propagator is Γ's second derivative inverted. Charge and mass renormalization are statements about the low-momentum expansion of Γ.</w:t>
+        <w:t>W[J] generates connected diagrams. Its Legendre transform Γ[φ_cl] generates one-particle-irreducible diagrams. The classical field φ_cl=δW/δJ satisfies δΓ/δφ_cl=−J, the quantum-corrected equation of motion. Lesson 67's resummed propagator is the inverse of Γ's second derivative. Expect five to seven hours.</w:t>
       </w:r>
     </w:p>
     <w:p>
       <w:pPr>
-        <w:pStyle w:val="Heading2"/>
+        <w:pStyle w:val="Heading3"/>
       </w:pPr>
       <w:r>
         <w:t>Learning objectives</w:t>
@@ -82,7 +82,7 @@
         <w:pStyle w:val="ListBullet"/>
       </w:pPr>
       <w:r>
-        <w:t>Define Γ[φ_cl] as the Legendre transform of W[J].</w:t>
+        <w:t>Define Γ[φ_cl]=W[J]−∫J φ_cl with φ_cl=δW/δJ.</w:t>
       </w:r>
     </w:p>
     <w:p>
@@ -90,7 +90,7 @@
         <w:pStyle w:val="ListBullet"/>
       </w:pPr>
       <w:r>
-        <w:t>State that vertices of Γ are 1PI correlators.</w:t>
+        <w:t>Invert the relation to δΓ/δφ_cl=−J.</w:t>
       </w:r>
     </w:p>
     <w:p>
@@ -98,7 +98,7 @@
         <w:pStyle w:val="ListBullet"/>
       </w:pPr>
       <w:r>
-        <w:t>Identify δΓ/δφ=0, at J=0, as the condition for the quantum vacuum expectation value.</w:t>
+        <w:t>State that the vertices of Γ are 1PI correlators.</w:t>
       </w:r>
     </w:p>
     <w:p>
@@ -106,12 +106,12 @@
         <w:pStyle w:val="ListBullet"/>
       </w:pPr>
       <w:r>
-        <w:t>Note that the second derivative of Γ is the inverse of the full connected two-point function, i.e. the inverse of S_F′ from Lesson 67.</w:t>
+        <w:t>Identify Γ''(φ_cl) as the inverse of the full connected two-point function.</w:t>
       </w:r>
     </w:p>
     <w:p>
       <w:pPr>
-        <w:pStyle w:val="Heading2"/>
+        <w:pStyle w:val="Heading3"/>
       </w:pPr>
       <w:r>
         <w:t>Notation and conventions</w:t>
@@ -190,7 +190,7 @@
           </w:tcPr>
           <w:p>
             <w:r>
-              <w:t>Γ[φ]=W−Jφ</w:t>
+              <w:t>φ_cl(x)</w:t>
             </w:r>
           </w:p>
         </w:tc>
@@ -207,7 +207,7 @@
           </w:tcPr>
           <w:p>
             <w:r>
-              <w:t>Γ[φ]=W−Jφ</w:t>
+              <w:t>⟨φ(x)⟩_J, the mean field in the presence of J</w:t>
             </w:r>
           </w:p>
         </w:tc>
@@ -227,7 +227,7 @@
           </w:tcPr>
           <w:p>
             <w:r>
-              <w:t>1PI</w:t>
+              <w:t>Γ[φ_cl]</w:t>
             </w:r>
           </w:p>
         </w:tc>
@@ -245,7 +245,7 @@
           </w:tcPr>
           <w:p>
             <w:r>
-              <w:t>1PI vertices</w:t>
+              <w:t>Effective action, Legendre transform of W</w:t>
             </w:r>
           </w:p>
         </w:tc>
@@ -264,7 +264,7 @@
           </w:tcPr>
           <w:p>
             <w:r>
-              <w:t>Γ''(φ)</w:t>
+              <w:t>1PI</w:t>
             </w:r>
           </w:p>
         </w:tc>
@@ -281,7 +281,7 @@
           </w:tcPr>
           <w:p>
             <w:r>
-              <w:t>Γ''(φ) = (full propagator)⁻¹</w:t>
+              <w:t>One-particle irreducible: a diagram that stays connected after cutting any one line</w:t>
             </w:r>
           </w:p>
         </w:tc>
@@ -289,72 +289,375 @@
     </w:tbl>
     <w:p>
       <w:pPr>
-        <w:pStyle w:val="Heading1"/>
+        <w:pStyle w:val="Heading2"/>
       </w:pPr>
       <w:r>
-        <w:t>1 The physical point</w:t>
+        <w:t>1 The Legendre transform</w:t>
       </w:r>
     </w:p>
     <w:p>
       <w:r>
-        <w:t>W[J] generates connected diagrams. Its Legendre transform Γ[φ_cl]=W[J]−∫J φ_cl, with φ_cl=δW/δJ, generates one-particle-irreducible diagrams. The classical field φ_cl satisfies δΓ/δφ_cl=−J, the quantum-corrected equation of motion. Expect four to six hours. The effective action is the tool that makes 'tree level in a corrected Lagrangian' mean 'all loops in the original theory, but only 1PI ones, with full propagators on the external legs.' Lesson 67's resummed propagator is Γ's second derivative inverted. Charge and mass renormalization are statements about the low-momentum expansion of Γ.</w:t>
+        <w:t>Lesson 80 gave φ_cl(x)≡⟨φ(x)⟩_J=δW/δJ(x). Invert this, treating J as a functional of φ_cl, and define</w:t>
       </w:r>
     </w:p>
     <w:p>
       <w:pPr>
-        <w:pStyle w:val="Heading3"/>
+        <w:spacing w:before="100" w:after="160"/>
+        <w:jc w:val="center"/>
       </w:pPr>
+      <m:oMathPara>
+        <m:oMath>
+          <m:r>
+            <m:t xml:space="preserve">Γ</m:t>
+          </m:r>
+          <m:r>
+            <m:t xml:space="preserve">[</m:t>
+          </m:r>
+          <m:sSub>
+            <m:e>
+              <m:r>
+                <m:t xml:space="preserve">φ</m:t>
+              </m:r>
+            </m:e>
+            <m:sub>
+              <m:r>
+                <m:t xml:space="preserve">cl</m:t>
+              </m:r>
+            </m:sub>
+          </m:sSub>
+          <m:r>
+            <m:t xml:space="preserve">]</m:t>
+          </m:r>
+          <m:r>
+            <m:t xml:space="preserve">=</m:t>
+          </m:r>
+          <m:r>
+            <m:t xml:space="preserve">W</m:t>
+          </m:r>
+          <m:r>
+            <m:t xml:space="preserve">[</m:t>
+          </m:r>
+          <m:r>
+            <m:t xml:space="preserve">J</m:t>
+          </m:r>
+          <m:r>
+            <m:t xml:space="preserve">]</m:t>
+          </m:r>
+          <m:r>
+            <m:t xml:space="preserve">−</m:t>
+          </m:r>
+          <m:r>
+            <m:t xml:space="preserve">∫</m:t>
+          </m:r>
+          <m:sSup>
+            <m:e>
+              <m:r>
+                <m:t xml:space="preserve">d</m:t>
+              </m:r>
+            </m:e>
+            <m:sup>
+              <m:r>
+                <m:t xml:space="preserve">4</m:t>
+              </m:r>
+            </m:sup>
+          </m:sSup>
+          <m:r>
+            <m:t xml:space="preserve">x</m:t>
+          </m:r>
+          <m:r>
+            <m:t xml:space="preserve">J</m:t>
+          </m:r>
+          <m:r>
+            <m:t xml:space="preserve">x</m:t>
+          </m:r>
+          <m:sSub>
+            <m:e>
+              <m:r>
+                <m:t xml:space="preserve">φ</m:t>
+              </m:r>
+            </m:e>
+            <m:sub>
+              <m:r>
+                <m:t xml:space="preserve">cl</m:t>
+              </m:r>
+            </m:sub>
+          </m:sSub>
+          <m:r>
+            <m:t xml:space="preserve">x</m:t>
+          </m:r>
+        </m:oMath>
+      </m:oMathPara>
+    </w:p>
+    <w:p>
       <w:r>
+        <w:t>Differentiating with respect to φ_cl, the terms in which J varies cancel by the inverse-function theorem, leaving</w:t>
+      </w:r>
+    </w:p>
+    <w:p>
+      <w:pPr>
+        <w:spacing w:before="100" w:after="160"/>
+        <w:jc w:val="center"/>
+      </w:pPr>
+      <m:oMathPara>
+        <m:oMath>
+          <m:f>
+            <m:num>
+              <m:r>
+                <m:t xml:space="preserve">δΓ</m:t>
+              </m:r>
+            </m:num>
+            <m:den>
+              <m:sSub>
+                <m:e>
+                  <m:r>
+                    <m:t xml:space="preserve">δφ</m:t>
+                  </m:r>
+                </m:e>
+                <m:sub>
+                  <m:r>
+                    <m:t xml:space="preserve">cl</m:t>
+                  </m:r>
+                </m:sub>
+              </m:sSub>
+            </m:den>
+          </m:f>
+          <m:r>
+            <m:t xml:space="preserve">x</m:t>
+          </m:r>
+          <m:r>
+            <m:t xml:space="preserve">=</m:t>
+          </m:r>
+          <m:r>
+            <m:t xml:space="preserve">−</m:t>
+          </m:r>
+          <m:r>
+            <m:t xml:space="preserve">J</m:t>
+          </m:r>
+          <m:r>
+            <m:t xml:space="preserve">x</m:t>
+          </m:r>
+        </m:oMath>
+      </m:oMathPara>
+    </w:p>
+    <w:p>
+      <w:r>
+        <w:t>At J=0, the physical vacuum, δΓ/δφ_cl=0: the effective action is stationary at the true mean field. That is the quantum Euler–Lagrange equation.</w:t>
+      </w:r>
+    </w:p>
+    <w:p>
+      <w:r>
+        <w:rPr>
+          <w:b/>
+          <w:i/>
+        </w:rPr>
         <w:t>Worked example 1</w:t>
       </w:r>
     </w:p>
     <w:p>
       <w:r>
-        <w:t>State the central relation of this lesson in one sentence and name the earlier lesson it uses. The effective action is the tool that makes 'tree level in a corrected Lagrangian' mean 'all loops in the original theory, but only 1PI ones, with full propagators on the external legs.</w:t>
+        <w:t>In a free theory W=½∫J Δ J and φ_cl=Δ J, so J=Δ⁻¹ φ_cl and Γ=½∫J Δ J−∫J φ_cl=−½∫φ_cl Δ⁻¹ φ_cl. Thus Γ_free is the original classical action (up to the sign conventions of iS), with no loops, as expected: a free theory has no 1PI loop vertices.</w:t>
       </w:r>
     </w:p>
     <w:p>
       <w:pPr>
-        <w:pStyle w:val="Heading1"/>
+        <w:pStyle w:val="Heading2"/>
       </w:pPr>
       <w:r>
-        <w:t>2 Development</w:t>
+        <w:t>2 One-particle irreducibility</w:t>
       </w:r>
     </w:p>
     <w:p>
       <w:r>
-        <w:t>Start from the objects already in hand. Separate a definition from a derived consequence. Evaluate a limit (low energy, on-shell, or μ→μ₀) as a check. Then name what is still incomplete.</w:t>
+        <w:t>A connected diagram may fall into two pieces if a single propagator is cut. The 1PI diagrams are those that do not. Vertices of Γ are 1PI because the Legendre transform strips the full external propagators: it is the inverse of W's second derivative at two points, and it amputates one-particle reducible chains at n points. Tree diagrams built from Γ vertices, with Γ'' as the internal propagator, then reproduce all connected correlators of W. In slogans: trees in Γ equal loops in the original theory, provided only 1PI blobs are used as vertices.</w:t>
       </w:r>
     </w:p>
     <w:p>
       <w:pPr>
-        <w:pStyle w:val="Heading3"/>
+        <w:pStyle w:val="Heading2"/>
       </w:pPr>
       <w:r>
+        <w:t>3 The inverse propagator</w:t>
+      </w:r>
+    </w:p>
+    <w:p>
+      <w:r>
+        <w:t>Differentiating δΓ/δφ=−J once more,</w:t>
+      </w:r>
+    </w:p>
+    <w:p>
+      <w:pPr>
+        <w:spacing w:before="100" w:after="160"/>
+        <w:jc w:val="center"/>
+      </w:pPr>
+      <m:oMathPara>
+        <m:oMath>
+          <m:r>
+            <m:t xml:space="preserve">∫</m:t>
+          </m:r>
+          <m:sSup>
+            <m:e>
+              <m:r>
+                <m:t xml:space="preserve">d</m:t>
+              </m:r>
+            </m:e>
+            <m:sup>
+              <m:r>
+                <m:t xml:space="preserve">4</m:t>
+              </m:r>
+            </m:sup>
+          </m:sSup>
+          <m:r>
+            <m:t xml:space="preserve">y</m:t>
+          </m:r>
+          <m:sSup>
+            <m:e>
+              <m:r>
+                <m:t xml:space="preserve">δ</m:t>
+              </m:r>
+            </m:e>
+            <m:sup>
+              <m:r>
+                <m:t xml:space="preserve">2</m:t>
+              </m:r>
+            </m:sup>
+          </m:sSup>
+          <m:f>
+            <m:num>
+              <m:r>
+                <m:t xml:space="preserve">Γ</m:t>
+              </m:r>
+            </m:num>
+            <m:den>
+              <m:sSub>
+                <m:e>
+                  <m:r>
+                    <m:t xml:space="preserve">δφ</m:t>
+                  </m:r>
+                </m:e>
+                <m:sub>
+                  <m:r>
+                    <m:t xml:space="preserve">cl</m:t>
+                  </m:r>
+                </m:sub>
+              </m:sSub>
+            </m:den>
+          </m:f>
+          <m:r>
+            <m:t xml:space="preserve">x</m:t>
+          </m:r>
+          <m:sSub>
+            <m:e>
+              <m:r>
+                <m:t xml:space="preserve">δφ</m:t>
+              </m:r>
+            </m:e>
+            <m:sub>
+              <m:r>
+                <m:t xml:space="preserve">cl</m:t>
+              </m:r>
+            </m:sub>
+          </m:sSub>
+          <m:r>
+            <m:t xml:space="preserve">y</m:t>
+          </m:r>
+          <m:sSup>
+            <m:e>
+              <m:r>
+                <m:t xml:space="preserve">δ</m:t>
+              </m:r>
+            </m:e>
+            <m:sup>
+              <m:r>
+                <m:t xml:space="preserve">2</m:t>
+              </m:r>
+            </m:sup>
+          </m:sSup>
+          <m:f>
+            <m:num>
+              <m:r>
+                <m:t xml:space="preserve">W</m:t>
+              </m:r>
+            </m:num>
+            <m:den>
+              <m:r>
+                <m:t xml:space="preserve">δJ</m:t>
+              </m:r>
+            </m:den>
+          </m:f>
+          <m:r>
+            <m:t xml:space="preserve">y</m:t>
+          </m:r>
+          <m:r>
+            <m:t xml:space="preserve">δJ</m:t>
+          </m:r>
+          <m:r>
+            <m:t xml:space="preserve">z</m:t>
+          </m:r>
+          <m:r>
+            <m:t xml:space="preserve">=</m:t>
+          </m:r>
+          <m:r>
+            <m:t xml:space="preserve">−</m:t>
+          </m:r>
+          <m:sSup>
+            <m:e>
+              <m:r>
+                <m:t xml:space="preserve">δ</m:t>
+              </m:r>
+            </m:e>
+            <m:sup>
+              <m:r>
+                <m:t xml:space="preserve">4</m:t>
+              </m:r>
+            </m:sup>
+          </m:sSup>
+          <m:r>
+            <m:t xml:space="preserve">x</m:t>
+          </m:r>
+          <m:r>
+            <m:t xml:space="preserve">−</m:t>
+          </m:r>
+          <m:r>
+            <m:t xml:space="preserve">z</m:t>
+          </m:r>
+        </m:oMath>
+      </m:oMathPara>
+    </w:p>
+    <w:p>
+      <w:r>
+        <w:t>so Γ'' is minus the inverse of W''. But W'' is the connected two-point function, i.e. the full propagator S_F′ of Lesson 67. Mass renormalization is the statement that Γ'' has a zero at the physical p̸=m. Charge renormalization is a statement about the three-point 1PI vertex in Γ at vanishing photon momentum.</w:t>
+      </w:r>
+    </w:p>
+    <w:p>
+      <w:r>
+        <w:rPr>
+          <w:b/>
+          <w:i/>
+        </w:rPr>
         <w:t>Worked example 2</w:t>
       </w:r>
     </w:p>
     <w:p>
       <w:r>
-        <w:t>Identify which step is a definition, which is a physical assumption, and which is algebra, using this lesson's core relation.</w:t>
+        <w:t>Where did Lesson 67's geometric series of self-energy insertions go? It is the expansion of (Γ''_free − Σ)⁻¹, which is exactly inverting Γ''=Γ''_free−Σ. The effective action packages the resummation as “use the inverted second derivative.”</w:t>
       </w:r>
     </w:p>
     <w:p>
       <w:pPr>
-        <w:pStyle w:val="Heading1"/>
+        <w:pStyle w:val="Heading2"/>
       </w:pPr>
       <w:r>
-        <w:t>3 What is not being claimed</w:t>
+        <w:t>4 What Γ does not skip</w:t>
       </w:r>
     </w:p>
     <w:p>
       <w:r>
-        <w:t>This lesson does not replace a numerical computer algebra evaluation of every integral it names. It does state a checkable relation, a limit, and the connection to a previous derivation in this course.</w:t>
+        <w:t>Writing Γ does not remove the need to regularize (Lesson 66) or to absorb parameters (Lesson 67). It reorganizes the same loops. Its gift is vocabulary: “the quantum equation of motion” and “1PI” become derivatives of one object.</w:t>
       </w:r>
     </w:p>
     <w:p>
       <w:pPr>
-        <w:pStyle w:val="Heading1"/>
+        <w:pStyle w:val="Heading2"/>
       </w:pPr>
       <w:r>
         <w:t>Connections to QED</w:t>
@@ -433,7 +736,7 @@
           </w:tcPr>
           <w:p>
             <w:r>
-              <w:t>Γ[φ]=W−Jφ</w:t>
+              <w:t>Γ=W−∫Jφ_cl</w:t>
             </w:r>
           </w:p>
         </w:tc>
@@ -450,7 +753,7 @@
           </w:tcPr>
           <w:p>
             <w:r>
-              <w:t>Used in later precision or formal chapters</w:t>
+              <w:t>1PI organization of loops</w:t>
             </w:r>
           </w:p>
         </w:tc>
@@ -470,7 +773,7 @@
           </w:tcPr>
           <w:p>
             <w:r>
-              <w:t>1PI vertices</w:t>
+              <w:t>δΓ/δφ=−J</w:t>
             </w:r>
           </w:p>
         </w:tc>
@@ -488,7 +791,43 @@
           </w:tcPr>
           <w:p>
             <w:r>
-              <w:t>Organizes the present calculation</w:t>
+              <w:t>Quantum equation of motion</w:t>
+            </w:r>
+          </w:p>
+        </w:tc>
+      </w:tr>
+      <w:tr>
+        <w:tc>
+          <w:tcPr>
+            <w:tcW w:type="dxa" w:w="3264"/>
+            <w:vAlign w:val="center"/>
+            <w:tcMar>
+              <w:top w:w="100" w:type="dxa"/>
+              <w:start w:w="100" w:type="dxa"/>
+              <w:bottom w:w="100" w:type="dxa"/>
+              <w:end w:w="100" w:type="dxa"/>
+            </w:tcMar>
+          </w:tcPr>
+          <w:p>
+            <w:r>
+              <w:t>Γ''=(full propagator)⁻¹</w:t>
+            </w:r>
+          </w:p>
+        </w:tc>
+        <w:tc>
+          <w:tcPr>
+            <w:tcW w:type="dxa" w:w="6528"/>
+            <w:vAlign w:val="center"/>
+            <w:tcMar>
+              <w:top w:w="100" w:type="dxa"/>
+              <w:start w:w="100" w:type="dxa"/>
+              <w:bottom w:w="100" w:type="dxa"/>
+              <w:end w:w="100" w:type="dxa"/>
+            </w:tcMar>
+          </w:tcPr>
+          <w:p>
+            <w:r>
+              <w:t>Lesson 67's S_F′</w:t>
             </w:r>
           </w:p>
         </w:tc>
@@ -496,7 +835,7 @@
     </w:tbl>
     <w:p>
       <w:pPr>
-        <w:pStyle w:val="Heading1"/>
+        <w:pStyle w:val="Heading2"/>
       </w:pPr>
       <w:r>
         <w:t>Summary</w:t>
@@ -511,7 +850,7 @@
         </w:numPr>
       </w:pPr>
       <w:r>
-        <w:t>W[J] generates connected diagrams.</w:t>
+        <w:t>Γ is the Legendre transform of W.</w:t>
       </w:r>
     </w:p>
     <w:p>
@@ -523,7 +862,7 @@
         </w:numPr>
       </w:pPr>
       <w:r>
-        <w:t>The core relation is stated and checked in a limit.</w:t>
+        <w:t>δΓ/δφ_cl=−J; the vacuum is a stationary point of Γ.</w:t>
       </w:r>
     </w:p>
     <w:p>
@@ -535,12 +874,36 @@
         </w:numPr>
       </w:pPr>
       <w:r>
-        <w:t>Earlier lessons supply the ingredients; this lesson supplies the interpretation.</w:t>
+        <w:t>Vertices of Γ are 1PI.</w:t>
       </w:r>
     </w:p>
     <w:p>
       <w:pPr>
-        <w:pStyle w:val="Heading1"/>
+        <w:pStyle w:val="ListNumber"/>
+        <w:numPr>
+          <w:ilvl w:val="0"/>
+          <w:numId w:val="10"/>
+        </w:numPr>
+      </w:pPr>
+      <w:r>
+        <w:t>Γ'' is the inverse of the full connected propagator.</w:t>
+      </w:r>
+    </w:p>
+    <w:p>
+      <w:pPr>
+        <w:pStyle w:val="ListNumber"/>
+        <w:numPr>
+          <w:ilvl w:val="0"/>
+          <w:numId w:val="10"/>
+        </w:numPr>
+      </w:pPr>
+      <w:r>
+        <w:t>Renormalization conditions are statements about the low-momentum expansion of Γ.</w:t>
+      </w:r>
+    </w:p>
+    <w:p>
+      <w:pPr>
+        <w:pStyle w:val="Heading2"/>
       </w:pPr>
       <w:r>
         <w:t>Exercises</w:t>
@@ -636,7 +999,7 @@
           </w:tcPr>
           <w:p>
             <w:r>
-              <w:t>State the core relation without looking.</w:t>
+              <w:t>Write Γ[φ_cl] as a Legendre transform.</w:t>
             </w:r>
           </w:p>
         </w:tc>
@@ -674,7 +1037,7 @@
           </w:tcPr>
           <w:p>
             <w:r>
-              <w:t>Name the earlier lesson that supplies the main ingredient.</w:t>
+              <w:t>Derive δΓ/δφ_cl=−J.</w:t>
             </w:r>
           </w:p>
         </w:tc>
@@ -710,7 +1073,7 @@
           </w:tcPr>
           <w:p>
             <w:r>
-              <w:t>Check a special case or limit of the relation.</w:t>
+              <w:t>Show Γ_free=−½∫φ Δ⁻¹ φ.</w:t>
             </w:r>
           </w:p>
         </w:tc>
@@ -748,7 +1111,7 @@
           </w:tcPr>
           <w:p>
             <w:r>
-              <w:t>Identify one convention that would change intermediate signs but not the observable.</w:t>
+              <w:t>Define 1PI in one sentence.</w:t>
             </w:r>
           </w:p>
         </w:tc>
@@ -784,7 +1147,7 @@
           </w:tcPr>
           <w:p>
             <w:r>
-              <w:t>Write the mass dimension of each new symbol.</w:t>
+              <w:t>Why does the Legendre transform amputate external full propagators?</w:t>
             </w:r>
           </w:p>
         </w:tc>
@@ -822,7 +1185,7 @@
           </w:tcPr>
           <w:p>
             <w:r>
-              <w:t>Explain, in one sentence, what would go wrong if the main assumption were dropped.</w:t>
+              <w:t>Relate Γ'' to S_F′.</w:t>
             </w:r>
           </w:p>
         </w:tc>
@@ -858,7 +1221,7 @@
           </w:tcPr>
           <w:p>
             <w:r>
-              <w:t>Connect this result to a tree-level process in Part VIII.</w:t>
+              <w:t>Translate m=m₀+A(m₀²) into a statement about Γ''.</w:t>
             </w:r>
           </w:p>
         </w:tc>
@@ -896,7 +1259,7 @@
           </w:tcPr>
           <w:p>
             <w:r>
-              <w:t>Connect this result to a loop in Part IX.</w:t>
+              <w:t>What is the quantum equation of motion at J=0?</w:t>
             </w:r>
           </w:p>
         </w:tc>
@@ -932,7 +1295,7 @@
           </w:tcPr>
           <w:p>
             <w:r>
-              <w:t>Is the result ultraviolet, infrared, or finite? Justify.</w:t>
+              <w:t>Does a 1PI expansion still need Lesson 71's Ward identity?</w:t>
             </w:r>
           </w:p>
         </w:tc>
@@ -970,229 +1333,7 @@
           </w:tcPr>
           <w:p>
             <w:r>
-              <w:t>Quote a number, a sign, or a functional form from the lesson.</w:t>
-            </w:r>
-          </w:p>
-        </w:tc>
-      </w:tr>
-      <w:tr>
-        <w:tc>
-          <w:tcPr>
-            <w:tcW w:type="dxa" w:w="720"/>
-            <w:vAlign w:val="center"/>
-            <w:tcMar>
-              <w:top w:w="100" w:type="dxa"/>
-              <w:start w:w="100" w:type="dxa"/>
-              <w:bottom w:w="100" w:type="dxa"/>
-              <w:end w:w="100" w:type="dxa"/>
-            </w:tcMar>
-          </w:tcPr>
-          <w:p>
-            <w:r>
-              <w:t>11</w:t>
-            </w:r>
-          </w:p>
-        </w:tc>
-        <w:tc>
-          <w:tcPr>
-            <w:tcW w:type="dxa" w:w="9072"/>
-            <w:vAlign w:val="center"/>
-            <w:tcMar>
-              <w:top w:w="100" w:type="dxa"/>
-              <w:start w:w="100" w:type="dxa"/>
-              <w:bottom w:w="100" w:type="dxa"/>
-              <w:end w:w="100" w:type="dxa"/>
-            </w:tcMar>
-          </w:tcPr>
-          <w:p>
-            <w:r>
-              <w:t>What measurement would test this?</w:t>
-            </w:r>
-          </w:p>
-        </w:tc>
-      </w:tr>
-      <w:tr>
-        <w:tc>
-          <w:tcPr>
-            <w:tcW w:type="dxa" w:w="720"/>
-            <w:vAlign w:val="center"/>
-            <w:shd w:fill="EAF2F8"/>
-            <w:tcMar>
-              <w:top w:w="100" w:type="dxa"/>
-              <w:start w:w="100" w:type="dxa"/>
-              <w:bottom w:w="100" w:type="dxa"/>
-              <w:end w:w="100" w:type="dxa"/>
-            </w:tcMar>
-          </w:tcPr>
-          <w:p>
-            <w:r>
-              <w:t>12</w:t>
-            </w:r>
-          </w:p>
-        </w:tc>
-        <w:tc>
-          <w:tcPr>
-            <w:tcW w:type="dxa" w:w="9072"/>
-            <w:vAlign w:val="center"/>
-            <w:shd w:fill="EAF2F8"/>
-            <w:tcMar>
-              <w:top w:w="100" w:type="dxa"/>
-              <w:start w:w="100" w:type="dxa"/>
-              <w:bottom w:w="100" w:type="dxa"/>
-              <w:end w:w="100" w:type="dxa"/>
-            </w:tcMar>
-          </w:tcPr>
-          <w:p>
-            <w:r>
-              <w:t>What does this lesson explicitly not compute?</w:t>
-            </w:r>
-          </w:p>
-        </w:tc>
-      </w:tr>
-      <w:tr>
-        <w:tc>
-          <w:tcPr>
-            <w:tcW w:type="dxa" w:w="720"/>
-            <w:vAlign w:val="center"/>
-            <w:tcMar>
-              <w:top w:w="100" w:type="dxa"/>
-              <w:start w:w="100" w:type="dxa"/>
-              <w:bottom w:w="100" w:type="dxa"/>
-              <w:end w:w="100" w:type="dxa"/>
-            </w:tcMar>
-          </w:tcPr>
-          <w:p>
-            <w:r>
-              <w:t>13</w:t>
-            </w:r>
-          </w:p>
-        </w:tc>
-        <w:tc>
-          <w:tcPr>
-            <w:tcW w:type="dxa" w:w="9072"/>
-            <w:vAlign w:val="center"/>
-            <w:tcMar>
-              <w:top w:w="100" w:type="dxa"/>
-              <w:start w:w="100" w:type="dxa"/>
-              <w:bottom w:w="100" w:type="dxa"/>
-              <w:end w:w="100" w:type="dxa"/>
-            </w:tcMar>
-          </w:tcPr>
-          <w:p>
-            <w:r>
-              <w:t>Write a one-line Feynman-diagram description of the effect.</w:t>
-            </w:r>
-          </w:p>
-        </w:tc>
-      </w:tr>
-      <w:tr>
-        <w:tc>
-          <w:tcPr>
-            <w:tcW w:type="dxa" w:w="720"/>
-            <w:vAlign w:val="center"/>
-            <w:shd w:fill="EAF2F8"/>
-            <w:tcMar>
-              <w:top w:w="100" w:type="dxa"/>
-              <w:start w:w="100" w:type="dxa"/>
-              <w:bottom w:w="100" w:type="dxa"/>
-              <w:end w:w="100" w:type="dxa"/>
-            </w:tcMar>
-          </w:tcPr>
-          <w:p>
-            <w:r>
-              <w:t>14</w:t>
-            </w:r>
-          </w:p>
-        </w:tc>
-        <w:tc>
-          <w:tcPr>
-            <w:tcW w:type="dxa" w:w="9072"/>
-            <w:vAlign w:val="center"/>
-            <w:shd w:fill="EAF2F8"/>
-            <w:tcMar>
-              <w:top w:w="100" w:type="dxa"/>
-              <w:start w:w="100" w:type="dxa"/>
-              <w:bottom w:w="100" w:type="dxa"/>
-              <w:end w:w="100" w:type="dxa"/>
-            </w:tcMar>
-          </w:tcPr>
-          <w:p>
-            <w:r>
-              <w:t>Restate the result in the notation of Lesson 41's Lagrangian if possible.</w:t>
-            </w:r>
-          </w:p>
-        </w:tc>
-      </w:tr>
-      <w:tr>
-        <w:tc>
-          <w:tcPr>
-            <w:tcW w:type="dxa" w:w="720"/>
-            <w:vAlign w:val="center"/>
-            <w:tcMar>
-              <w:top w:w="100" w:type="dxa"/>
-              <w:start w:w="100" w:type="dxa"/>
-              <w:bottom w:w="100" w:type="dxa"/>
-              <w:end w:w="100" w:type="dxa"/>
-            </w:tcMar>
-          </w:tcPr>
-          <w:p>
-            <w:r>
-              <w:t>15</w:t>
-            </w:r>
-          </w:p>
-        </w:tc>
-        <w:tc>
-          <w:tcPr>
-            <w:tcW w:type="dxa" w:w="9072"/>
-            <w:vAlign w:val="center"/>
-            <w:tcMar>
-              <w:top w:w="100" w:type="dxa"/>
-              <w:start w:w="100" w:type="dxa"/>
-              <w:bottom w:w="100" w:type="dxa"/>
-              <w:end w:w="100" w:type="dxa"/>
-            </w:tcMar>
-          </w:tcPr>
-          <w:p>
-            <w:r>
-              <w:t>Give a wrong statement a reader might walk away with, and correct it.</w:t>
-            </w:r>
-          </w:p>
-        </w:tc>
-      </w:tr>
-      <w:tr>
-        <w:tc>
-          <w:tcPr>
-            <w:tcW w:type="dxa" w:w="720"/>
-            <w:vAlign w:val="center"/>
-            <w:shd w:fill="EAF2F8"/>
-            <w:tcMar>
-              <w:top w:w="100" w:type="dxa"/>
-              <w:start w:w="100" w:type="dxa"/>
-              <w:bottom w:w="100" w:type="dxa"/>
-              <w:end w:w="100" w:type="dxa"/>
-            </w:tcMar>
-          </w:tcPr>
-          <w:p>
-            <w:r>
-              <w:t>16</w:t>
-            </w:r>
-          </w:p>
-        </w:tc>
-        <w:tc>
-          <w:tcPr>
-            <w:tcW w:type="dxa" w:w="9072"/>
-            <w:vAlign w:val="center"/>
-            <w:shd w:fill="EAF2F8"/>
-            <w:tcMar>
-              <w:top w:w="100" w:type="dxa"/>
-              <w:start w:w="100" w:type="dxa"/>
-              <w:bottom w:w="100" w:type="dxa"/>
-              <w:end w:w="100" w:type="dxa"/>
-            </w:tcMar>
-          </w:tcPr>
-          <w:p>
-            <w:r>
-              <w:t>Challenge: sketch the next correction beyond this lesson's order.</w:t>
+              <w:t>Challenge: argue that a tadpole diagram is 1PI, and that δΓ/δφ=0 at the true vacuum sets the tadpole to zero.</w:t>
             </w:r>
           </w:p>
         </w:tc>
@@ -1200,7 +1341,7 @@
     </w:tbl>
     <w:p>
       <w:pPr>
-        <w:pStyle w:val="Heading1"/>
+        <w:pStyle w:val="Heading2"/>
       </w:pPr>
       <w:r>
         <w:t>Solutions</w:t>
@@ -1217,7 +1358,7 @@
         <w:t xml:space="preserve"> </w:t>
       </w:r>
       <w:r>
-        <w:t>See the displayed relation in Section 1.</w:t>
+        <w:t>Γ[φ_cl]=W[J]−∫J φ_cl, with φ_cl=δW/δJ.</w:t>
       </w:r>
     </w:p>
     <w:p>
@@ -1231,7 +1372,7 @@
         <w:t xml:space="preserve"> </w:t>
       </w:r>
       <w:r>
-        <w:t>Named in the opening and in Worked example 1.</w:t>
+        <w:t>δΓ/δφ_cl= (δW/δJ)(δJ/δφ_cl)−J−φ_cl(δJ/δφ_cl)=φ_cl(δJ/δφ_cl)−J−φ_cl(δJ/δφ_cl)=−J.</w:t>
       </w:r>
     </w:p>
     <w:p>
@@ -1245,7 +1386,7 @@
         <w:t xml:space="preserve"> </w:t>
       </w:r>
       <w:r>
-        <w:t>The low-energy, on-shell, or μ→μ₀ limit discussed in Section 2.</w:t>
+        <w:t>Worked example 1.</w:t>
       </w:r>
     </w:p>
     <w:p>
@@ -1259,7 +1400,7 @@
         <w:t xml:space="preserve"> </w:t>
       </w:r>
       <w:r>
-        <w:t>Metric signature, charge-sign convention, or ξ; observables unchanged.</w:t>
+        <w:t>A connected diagram that remains connected after cutting any one internal line.</w:t>
       </w:r>
     </w:p>
     <w:p>
@@ -1273,7 +1414,7 @@
         <w:t xml:space="preserve"> </w:t>
       </w:r>
       <w:r>
-        <w:t>Read off from ℒ having dimension 4, as in Lesson 25.</w:t>
+        <w:t>φ_cl already includes the full propagator acting on J; subtracting ∫Jφ_cl and changing variables to φ_cl removes those lines from the vertices.</w:t>
       </w:r>
     </w:p>
     <w:p>
@@ -1287,7 +1428,7 @@
         <w:t xml:space="preserve"> </w:t>
       </w:r>
       <w:r>
-        <w:t>The derivation's first step would not be available; the result would not follow.</w:t>
+        <w:t>Γ'' W''=−1, and W'' is the connected two-point function S_F′.</w:t>
       </w:r>
     </w:p>
     <w:p>
@@ -1301,7 +1442,7 @@
         <w:t xml:space="preserve"> </w:t>
       </w:r>
       <w:r>
-        <w:t>Part VIII supplies the tree process whose correction this is, or the kinematics.</w:t>
+        <w:t>Γ''(p̸=m) has a zero (a pole of S_F′ at the physical mass).</w:t>
       </w:r>
     </w:p>
     <w:p>
@@ -1315,7 +1456,7 @@
         <w:t xml:space="preserve"> </w:t>
       </w:r>
       <w:r>
-        <w:t>Part IX supplies the loop integral being interpreted.</w:t>
+        <w:t>δΓ/δφ_cl=0.</w:t>
       </w:r>
     </w:p>
     <w:p>
@@ -1329,7 +1470,7 @@
         <w:t xml:space="preserve"> </w:t>
       </w:r>
       <w:r>
-        <w:t>Stated in the lesson: UV absorbed, IR cancelled inclusively, or finite prediction.</w:t>
+        <w:t>Yes. Gauge invariance is a symmetry of Γ for gauge-invariant operators, equivalent to Lesson 71.</w:t>
       </w:r>
     </w:p>
     <w:p>
@@ -1343,96 +1484,12 @@
         <w:t xml:space="preserve"> </w:t>
       </w:r>
       <w:r>
-        <w:t>The number or form in the introduction.</w:t>
-      </w:r>
-    </w:p>
-    <w:p>
-      <w:r>
-        <w:rPr>
-          <w:b/>
-        </w:rPr>
-        <w:t>11.</w:t>
-      </w:r>
-      <w:r>
-        <w:t xml:space="preserve"> </w:t>
-      </w:r>
-      <w:r>
-        <w:t>The precision experiment named, or a scattering process at the relevant q².</w:t>
-      </w:r>
-    </w:p>
-    <w:p>
-      <w:r>
-        <w:rPr>
-          <w:b/>
-        </w:rPr>
-        <w:t>12.</w:t>
-      </w:r>
-      <w:r>
-        <w:t xml:space="preserve"> </w:t>
-      </w:r>
-      <w:r>
-        <w:t>Full numerical integral, higher loops, or hadronic pieces, as the opening said.</w:t>
-      </w:r>
-    </w:p>
-    <w:p>
-      <w:r>
-        <w:rPr>
-          <w:b/>
-        </w:rPr>
-        <w:t>13.</w:t>
-      </w:r>
-      <w:r>
-        <w:t xml:space="preserve"> </w:t>
-      </w:r>
-      <w:r>
-        <w:t>The diagram of the relevant lesson (vertex, vacuum polarization, or emission).</w:t>
-      </w:r>
-    </w:p>
-    <w:p>
-      <w:r>
-        <w:rPr>
-          <w:b/>
-        </w:rPr>
-        <w:t>14.</w:t>
-      </w:r>
-      <w:r>
-        <w:t xml:space="preserve"> </w:t>
-      </w:r>
-      <w:r>
-        <w:t>Match symbols to e, m, A_μ, ψ as appropriate.</w:t>
-      </w:r>
-    </w:p>
-    <w:p>
-      <w:r>
-        <w:rPr>
-          <w:b/>
-        </w:rPr>
-        <w:t>15.</w:t>
-      </w:r>
-      <w:r>
-        <w:t xml:space="preserve"> </w:t>
-      </w:r>
-      <w:r>
-        <w:t>A common overclaim is that the template slogans were already a derivation; this lesson is the derivation of the named relation only, at the stated order.</w:t>
-      </w:r>
-    </w:p>
-    <w:p>
-      <w:r>
-        <w:rPr>
-          <w:b/>
-        </w:rPr>
-        <w:t>16.</w:t>
-      </w:r>
-      <w:r>
-        <w:t xml:space="preserve"> </w:t>
-      </w:r>
-      <w:r>
-        <w:t>The next order in α, or the next operator in an effective Lagrangian.</w:t>
+        <w:t>A tadpole is a 1PI one-point function. δΓ/δφ=0 says the 1PI one-point vertex vanishes in the true vacuum, so tadpoles are already absorbed into the definition of φ_cl.</w:t>
       </w:r>
     </w:p>
     <w:p>
       <w:pPr>
-        <w:pStyle w:val="Heading1"/>
+        <w:pStyle w:val="Heading2"/>
       </w:pPr>
       <w:r>
         <w:t>Mastery checklist</w:t>
@@ -1443,7 +1500,7 @@
         <w:pStyle w:val="ListBullet"/>
       </w:pPr>
       <w:r>
-        <w:t>I can state this lesson's core relation and the lesson it depends on.</w:t>
+        <w:t>I can define Γ as a Legendre transform and derive δΓ/δφ=−J.</w:t>
       </w:r>
     </w:p>
     <w:p>
@@ -1451,7 +1508,7 @@
         <w:pStyle w:val="ListBullet"/>
       </w:pPr>
       <w:r>
-        <w:t>I can check a limit and name what is not computed.</w:t>
+        <w:t>I can state that Γ's vertices are 1PI and that Γ'' is the inverse full propagator.</w:t>
       </w:r>
     </w:p>
     <w:p>
@@ -1459,12 +1516,12 @@
         <w:pStyle w:val="ListBullet"/>
       </w:pPr>
       <w:r>
-        <w:t>I can place the result among tree processes, loops, and measurements.</w:t>
+        <w:t>I can phrase Lesson 67's mass renormalization as a zero of Γ''.</w:t>
       </w:r>
     </w:p>
     <w:p>
       <w:pPr>
-        <w:pStyle w:val="Heading1"/>
+        <w:pStyle w:val="Heading2"/>
       </w:pPr>
       <w:r>
         <w:t>Next lesson</w:t>

--- a/Science Books/QED Course/Lesson 81 Effective Actions.docx
+++ b/Science Books/QED Course/Lesson 81 Effective Actions.docx
@@ -34,7 +34,7 @@
           <w:b/>
           <w:sz w:val="26"/>
         </w:rPr>
-        <w:t>The Legendre transform Γ[φ_cl] of W[J], whose tree diagrams in the φ_cl field sum the 1PI loops of the original theory</w:t>
+        <w:t>The Legendre transform Γ[φ] of W[J]: its derivatives are the one-particle-irreducible vertices, its stationary point is the true vacuum, its one-loop term is (i/2)Tr log S″ (the zero-point energy of fluctuations), and for QED it contains vacuum polarization and the Euler–Heisenberg scattering of light by light</w:t>
       </w:r>
     </w:p>
     <w:p>
@@ -66,7 +66,7 @@
     </w:p>
     <w:p>
       <w:r>
-        <w:t>W[J] generates connected diagrams. Its Legendre transform Γ[φ_cl] generates one-particle-irreducible diagrams. The classical field φ_cl=δW/δJ satisfies δΓ/δφ_cl=−J, the quantum-corrected equation of motion. Lesson 67's resummed propagator is the inverse of Γ's second derivative. Expect five to seven hours.</w:t>
+        <w:t>Lesson 80 built Z[J], which generates all correlators, and W[J] = −i log Z, which generates the connected ones. This lesson takes one more step. The Legendre transform of W, the effective action Γ[φ], generates the one-particle-irreducible (1PI) diagrams, the blobs Lesson 67 summed into the corrected propagator and Lesson 68 summed into the running charge. Γ is also physics in its own right. It is the classical action corrected by quantum fluctuations: its stationary point is the true vacuum, its second derivative is the inverse of the full propagator, and its value for a constant field is the energy density. The lesson derives these properties, computes the one-loop term as a functional determinant, and shows that for constant fields the determinant is the zero-point energy of the fluctuations. It then writes the QED effective action for the photon, which contains vacuum polarization at quadratic order and the scattering of light by light at quartic order. Expect six to eight hours.</w:t>
       </w:r>
     </w:p>
     <w:p>
@@ -82,7 +82,7 @@
         <w:pStyle w:val="ListBullet"/>
       </w:pPr>
       <w:r>
-        <w:t>Define Γ[φ_cl]=W[J]−∫J φ_cl with φ_cl=δW/δJ.</w:t>
+        <w:t>Define Γ[φ] = W[J] − ∫Jφ with φ = δW/δJ, and derive δΓ/δφ = −J.</w:t>
       </w:r>
     </w:p>
     <w:p>
@@ -90,7 +90,7 @@
         <w:pStyle w:val="ListBullet"/>
       </w:pPr>
       <w:r>
-        <w:t>Invert the relation to δΓ/δφ_cl=−J.</w:t>
+        <w:t>Show that Γ = S exactly for a free field, and that Γ⁽²⁾ = iG⁻¹, so that its zero is the physical mass.</w:t>
       </w:r>
     </w:p>
     <w:p>
@@ -98,7 +98,7 @@
         <w:pStyle w:val="ListBullet"/>
       </w:pPr>
       <w:r>
-        <w:t>State that the vertices of Γ are 1PI correlators.</w:t>
+        <w:t>Derive the relation between the connected three-point function and Γ⁽³⁾, and state that every connected correlator is a tree built from vertices of Γ.</w:t>
       </w:r>
     </w:p>
     <w:p>
@@ -106,7 +106,23 @@
         <w:pStyle w:val="ListBullet"/>
       </w:pPr>
       <w:r>
-        <w:t>Identify Γ''(φ_cl) as the inverse of the full connected two-point function.</w:t>
+        <w:t>Count powers of ħ by loops, and derive Γ = S + (iħ/2)Tr log S″ + O(ħ²).</w:t>
+      </w:r>
+    </w:p>
+    <w:p>
+      <w:pPr>
+        <w:pStyle w:val="ListBullet"/>
+      </w:pPr>
+      <w:r>
+        <w:t>Show that the one-loop effective potential is Σω_k/2 for a boson and −4Σω_k/2 for a Dirac fermion.</w:t>
+      </w:r>
+    </w:p>
+    <w:p>
+      <w:pPr>
+        <w:pStyle w:val="ListBullet"/>
+      </w:pPr>
+      <w:r>
+        <w:t>Write the QED effective action for the photon, identify its quadratic term with Lesson 68's Π, and estimate the Euler–Heisenberg term.</w:t>
       </w:r>
     </w:p>
     <w:p>
@@ -190,7 +206,7 @@
           </w:tcPr>
           <w:p>
             <w:r>
-              <w:t>φ_cl(x)</w:t>
+              <w:t>φ</w:t>
             </w:r>
           </w:p>
         </w:tc>
@@ -207,7 +223,7 @@
           </w:tcPr>
           <w:p>
             <w:r>
-              <w:t>⟨φ(x)⟩_J, the mean field in the presence of J</w:t>
+              <w:t>Mean field ⟨φ⟩_J = δW/δJ, the argument of Γ (written φ_cl in Lesson 80)</w:t>
             </w:r>
           </w:p>
         </w:tc>
@@ -227,7 +243,7 @@
           </w:tcPr>
           <w:p>
             <w:r>
-              <w:t>Γ[φ_cl]</w:t>
+              <w:t>Γ[φ]</w:t>
             </w:r>
           </w:p>
         </w:tc>
@@ -245,7 +261,81 @@
           </w:tcPr>
           <w:p>
             <w:r>
-              <w:t>Effective action, Legendre transform of W</w:t>
+              <w:t>Effective action, W − ∫Jφ</w:t>
+            </w:r>
+          </w:p>
+        </w:tc>
+      </w:tr>
+      <w:tr>
+        <w:tc>
+          <w:tcPr>
+            <w:tcW w:type="dxa" w:w="2160"/>
+            <w:vAlign w:val="center"/>
+            <w:tcMar>
+              <w:top w:w="100" w:type="dxa"/>
+              <w:start w:w="100" w:type="dxa"/>
+              <w:bottom w:w="100" w:type="dxa"/>
+              <w:end w:w="100" w:type="dxa"/>
+            </w:tcMar>
+          </w:tcPr>
+          <w:p>
+            <w:r>
+              <w:t>Γ⁽ⁿ⁾</w:t>
+            </w:r>
+          </w:p>
+        </w:tc>
+        <w:tc>
+          <w:tcPr>
+            <w:tcW w:type="dxa" w:w="7632"/>
+            <w:vAlign w:val="center"/>
+            <w:tcMar>
+              <w:top w:w="100" w:type="dxa"/>
+              <w:start w:w="100" w:type="dxa"/>
+              <w:bottom w:w="100" w:type="dxa"/>
+              <w:end w:w="100" w:type="dxa"/>
+            </w:tcMar>
+          </w:tcPr>
+          <w:p>
+            <w:r>
+              <w:t>nth functional derivative of Γ at the vacuum value of φ</w:t>
+            </w:r>
+          </w:p>
+        </w:tc>
+      </w:tr>
+      <w:tr>
+        <w:tc>
+          <w:tcPr>
+            <w:tcW w:type="dxa" w:w="2160"/>
+            <w:vAlign w:val="center"/>
+            <w:shd w:fill="EAF2F8"/>
+            <w:tcMar>
+              <w:top w:w="100" w:type="dxa"/>
+              <w:start w:w="100" w:type="dxa"/>
+              <w:bottom w:w="100" w:type="dxa"/>
+              <w:end w:w="100" w:type="dxa"/>
+            </w:tcMar>
+          </w:tcPr>
+          <w:p>
+            <w:r>
+              <w:t>G</w:t>
+            </w:r>
+          </w:p>
+        </w:tc>
+        <w:tc>
+          <w:tcPr>
+            <w:tcW w:type="dxa" w:w="7632"/>
+            <w:vAlign w:val="center"/>
+            <w:shd w:fill="EAF2F8"/>
+            <w:tcMar>
+              <w:top w:w="100" w:type="dxa"/>
+              <w:start w:w="100" w:type="dxa"/>
+              <w:bottom w:w="100" w:type="dxa"/>
+              <w:end w:w="100" w:type="dxa"/>
+            </w:tcMar>
+          </w:tcPr>
+          <w:p>
+            <w:r>
+              <w:t>Full connected two-point function, ⟨Tφφ⟩_c</w:t>
             </w:r>
           </w:p>
         </w:tc>
@@ -281,23 +371,166 @@
           </w:tcPr>
           <w:p>
             <w:r>
-              <w:t>One-particle irreducible: a diagram that stays connected after cutting any one line</w:t>
+              <w:t>One-particle irreducible: still connected after any single internal line is cut</w:t>
+            </w:r>
+          </w:p>
+        </w:tc>
+      </w:tr>
+      <w:tr>
+        <w:tc>
+          <w:tcPr>
+            <w:tcW w:type="dxa" w:w="2160"/>
+            <w:vAlign w:val="center"/>
+            <w:shd w:fill="EAF2F8"/>
+            <w:tcMar>
+              <w:top w:w="100" w:type="dxa"/>
+              <w:start w:w="100" w:type="dxa"/>
+              <w:bottom w:w="100" w:type="dxa"/>
+              <w:end w:w="100" w:type="dxa"/>
+            </w:tcMar>
+          </w:tcPr>
+          <w:p>
+            <w:r>
+              <w:t>S″</w:t>
+            </w:r>
+          </w:p>
+        </w:tc>
+        <w:tc>
+          <w:tcPr>
+            <w:tcW w:type="dxa" w:w="7632"/>
+            <w:vAlign w:val="center"/>
+            <w:shd w:fill="EAF2F8"/>
+            <w:tcMar>
+              <w:top w:w="100" w:type="dxa"/>
+              <w:start w:w="100" w:type="dxa"/>
+              <w:bottom w:w="100" w:type="dxa"/>
+              <w:end w:w="100" w:type="dxa"/>
+            </w:tcMar>
+          </w:tcPr>
+          <w:p>
+            <w:r>
+              <w:t>Second functional derivative of the classical action</w:t>
+            </w:r>
+          </w:p>
+        </w:tc>
+      </w:tr>
+      <w:tr>
+        <w:tc>
+          <w:tcPr>
+            <w:tcW w:type="dxa" w:w="2160"/>
+            <w:vAlign w:val="center"/>
+            <w:tcMar>
+              <w:top w:w="100" w:type="dxa"/>
+              <w:start w:w="100" w:type="dxa"/>
+              <w:bottom w:w="100" w:type="dxa"/>
+              <w:end w:w="100" w:type="dxa"/>
+            </w:tcMar>
+          </w:tcPr>
+          <w:p>
+            <w:r>
+              <w:t>V_eff</w:t>
+            </w:r>
+          </w:p>
+        </w:tc>
+        <w:tc>
+          <w:tcPr>
+            <w:tcW w:type="dxa" w:w="7632"/>
+            <w:vAlign w:val="center"/>
+            <w:tcMar>
+              <w:top w:w="100" w:type="dxa"/>
+              <w:start w:w="100" w:type="dxa"/>
+              <w:bottom w:w="100" w:type="dxa"/>
+              <w:end w:w="100" w:type="dxa"/>
+            </w:tcMar>
+          </w:tcPr>
+          <w:p>
+            <w:r>
+              <w:t>Effective potential, Γ = −∫d⁴x V_eff for constant φ</w:t>
+            </w:r>
+          </w:p>
+        </w:tc>
+      </w:tr>
+      <w:tr>
+        <w:tc>
+          <w:tcPr>
+            <w:tcW w:type="dxa" w:w="2160"/>
+            <w:vAlign w:val="center"/>
+            <w:shd w:fill="EAF2F8"/>
+            <w:tcMar>
+              <w:top w:w="100" w:type="dxa"/>
+              <w:start w:w="100" w:type="dxa"/>
+              <w:bottom w:w="100" w:type="dxa"/>
+              <w:end w:w="100" w:type="dxa"/>
+            </w:tcMar>
+          </w:tcPr>
+          <w:p>
+            <w:r>
+              <w:t>Tr</w:t>
+            </w:r>
+          </w:p>
+        </w:tc>
+        <w:tc>
+          <w:tcPr>
+            <w:tcW w:type="dxa" w:w="7632"/>
+            <w:vAlign w:val="center"/>
+            <w:shd w:fill="EAF2F8"/>
+            <w:tcMar>
+              <w:top w:w="100" w:type="dxa"/>
+              <w:start w:w="100" w:type="dxa"/>
+              <w:bottom w:w="100" w:type="dxa"/>
+              <w:end w:w="100" w:type="dxa"/>
+            </w:tcMar>
+          </w:tcPr>
+          <w:p>
+            <w:r>
+              <w:t>Trace over spacetime and any internal indices</w:t>
             </w:r>
           </w:p>
         </w:tc>
       </w:tr>
     </w:tbl>
     <w:p>
+      <w:r>
+        <w:t>Natural units, with ħ restored in Section 4. In display equations, square brackets enclose function arguments and visible groupings.</w:t>
+      </w:r>
+    </w:p>
+    <w:p>
       <w:pPr>
         <w:pStyle w:val="Heading2"/>
       </w:pPr>
       <w:r>
-        <w:t>1 The Legendre transform</w:t>
+        <w:t>1 Why another functional</w:t>
       </w:r>
     </w:p>
     <w:p>
       <w:r>
-        <w:t>Lesson 80 gave φ_cl(x)≡⟨φ(x)⟩_J=δW/δJ(x). Invert this, treating J as a functional of φ_cl, and define</w:t>
+        <w:t>A connected diagram can come apart when one internal line is cut. The two-point function, for instance, is a chain of self-energy blobs joined by bare propagators. All the dynamics is in the blobs. The lines between them are free propagation, so a description that keeps only the blobs loses nothing and is much more economical. The blobs are the 1PI diagrams. Lesson 67 found them by hand for the electron, and Lesson 68 for the photon. The effective action generates them all at once.</w:t>
+      </w:r>
+    </w:p>
+    <w:p>
+      <w:r>
+        <w:t>The analogy from thermodynamics is exact. W[J] is like a free energy as a function of an applied field, such as a magnet's free energy F(H) in a field H. Its derivative is the response, the magnetization M = −∂F/∂H. Often the natural question is the reverse: what does it cost to hold the system at a given M? The answer is the Legendre transform, G(M) = F + HM, whose derivative returns the field needed. Γ[φ] is that transform for a field theory. It answers: what source must act to hold the mean field at φ? Where no source is needed, Γ is stationary, and that is the vacuum.</w:t>
+      </w:r>
+    </w:p>
+    <w:p>
+      <w:pPr>
+        <w:pStyle w:val="Heading2"/>
+      </w:pPr>
+      <w:r>
+        <w:t>2 The Legendre transform</w:t>
+      </w:r>
+    </w:p>
+    <w:p>
+      <w:pPr>
+        <w:pStyle w:val="Heading3"/>
+      </w:pPr>
+      <w:r>
+        <w:t>2.1 Definition and the quantum equation of motion</w:t>
+      </w:r>
+    </w:p>
+    <w:p>
+      <w:r>
+        <w:t>Lesson 80 gave φ(x) = δW/δJ(x). Assume this can be inverted for J as a functional of φ, and define</w:t>
       </w:r>
     </w:p>
     <w:p>
@@ -310,44 +543,42 @@
           <m:r>
             <m:t xml:space="preserve">Γ</m:t>
           </m:r>
-          <m:r>
-            <m:t xml:space="preserve">[</m:t>
-          </m:r>
-          <m:sSub>
+          <m:d>
+            <m:dPr>
+              <m:begChr m:val="["/>
+              <m:endChr m:val="]"/>
+            </m:dPr>
             <m:e>
               <m:r>
                 <m:t xml:space="preserve">φ</m:t>
               </m:r>
             </m:e>
-            <m:sub>
-              <m:r>
-                <m:t xml:space="preserve">cl</m:t>
-              </m:r>
-            </m:sub>
-          </m:sSub>
-          <m:r>
-            <m:t xml:space="preserve">]</m:t>
-          </m:r>
+          </m:d>
           <m:r>
             <m:t xml:space="preserve">=</m:t>
           </m:r>
           <m:r>
             <m:t xml:space="preserve">W</m:t>
           </m:r>
-          <m:r>
-            <m:t xml:space="preserve">[</m:t>
-          </m:r>
-          <m:r>
-            <m:t xml:space="preserve">J</m:t>
-          </m:r>
-          <m:r>
-            <m:t xml:space="preserve">]</m:t>
-          </m:r>
+          <m:d>
+            <m:dPr>
+              <m:begChr m:val="["/>
+              <m:endChr m:val="]"/>
+            </m:dPr>
+            <m:e>
+              <m:r>
+                <m:t xml:space="preserve">J</m:t>
+              </m:r>
+            </m:e>
+          </m:d>
           <m:r>
             <m:t xml:space="preserve">−</m:t>
           </m:r>
           <m:r>
             <m:t xml:space="preserve">∫</m:t>
+          </m:r>
+          <m:r>
+            <m:t xml:space="preserve"> </m:t>
           </m:r>
           <m:sSup>
             <m:e>
@@ -365,32 +596,45 @@
             <m:t xml:space="preserve">x</m:t>
           </m:r>
           <m:r>
+            <m:t xml:space="preserve"> </m:t>
+          </m:r>
+          <m:r>
             <m:t xml:space="preserve">J</m:t>
           </m:r>
-          <m:r>
-            <m:t xml:space="preserve">x</m:t>
-          </m:r>
-          <m:sSub>
+          <m:d>
+            <m:dPr>
+              <m:begChr m:val="["/>
+              <m:endChr m:val="]"/>
+            </m:dPr>
             <m:e>
               <m:r>
-                <m:t xml:space="preserve">φ</m:t>
+                <m:t xml:space="preserve">x</m:t>
               </m:r>
             </m:e>
-            <m:sub>
+          </m:d>
+          <m:r>
+            <m:t xml:space="preserve"> </m:t>
+          </m:r>
+          <m:r>
+            <m:t xml:space="preserve">φ</m:t>
+          </m:r>
+          <m:d>
+            <m:dPr>
+              <m:begChr m:val="["/>
+              <m:endChr m:val="]"/>
+            </m:dPr>
+            <m:e>
               <m:r>
-                <m:t xml:space="preserve">cl</m:t>
+                <m:t xml:space="preserve">x</m:t>
               </m:r>
-            </m:sub>
-          </m:sSub>
-          <m:r>
-            <m:t xml:space="preserve">x</m:t>
-          </m:r>
+            </m:e>
+          </m:d>
         </m:oMath>
       </m:oMathPara>
     </w:p>
     <w:p>
       <w:r>
-        <w:t>Differentiating with respect to φ_cl, the terms in which J varies cancel by the inverse-function theorem, leaving</w:t>
+        <w:t>Differentiate with respect to φ(x). J depends on φ, so the chain rule gives three terms:</w:t>
       </w:r>
     </w:p>
     <w:p>
@@ -407,92 +651,30 @@
               </m:r>
             </m:num>
             <m:den>
-              <m:sSub>
+              <m:r>
+                <m:t xml:space="preserve">δφ</m:t>
+              </m:r>
+              <m:d>
+                <m:dPr>
+                  <m:begChr m:val="["/>
+                  <m:endChr m:val="]"/>
+                </m:dPr>
                 <m:e>
                   <m:r>
-                    <m:t xml:space="preserve">δφ</m:t>
+                    <m:t xml:space="preserve">x</m:t>
                   </m:r>
                 </m:e>
-                <m:sub>
-                  <m:r>
-                    <m:t xml:space="preserve">cl</m:t>
-                  </m:r>
-                </m:sub>
-              </m:sSub>
+              </m:d>
             </m:den>
           </m:f>
-          <m:r>
-            <m:t xml:space="preserve">x</m:t>
-          </m:r>
           <m:r>
             <m:t xml:space="preserve">=</m:t>
           </m:r>
           <m:r>
-            <m:t xml:space="preserve">−</m:t>
+            <m:t xml:space="preserve">∫</m:t>
           </m:r>
           <m:r>
-            <m:t xml:space="preserve">J</m:t>
-          </m:r>
-          <m:r>
-            <m:t xml:space="preserve">x</m:t>
-          </m:r>
-        </m:oMath>
-      </m:oMathPara>
-    </w:p>
-    <w:p>
-      <w:r>
-        <w:t>At J=0, the physical vacuum, δΓ/δφ_cl=0: the effective action is stationary at the true mean field. That is the quantum Euler–Lagrange equation.</w:t>
-      </w:r>
-    </w:p>
-    <w:p>
-      <w:r>
-        <w:rPr>
-          <w:b/>
-          <w:i/>
-        </w:rPr>
-        <w:t>Worked example 1</w:t>
-      </w:r>
-    </w:p>
-    <w:p>
-      <w:r>
-        <w:t>In a free theory W=½∫J Δ J and φ_cl=Δ J, so J=Δ⁻¹ φ_cl and Γ=½∫J Δ J−∫J φ_cl=−½∫φ_cl Δ⁻¹ φ_cl. Thus Γ_free is the original classical action (up to the sign conventions of iS), with no loops, as expected: a free theory has no 1PI loop vertices.</w:t>
-      </w:r>
-    </w:p>
-    <w:p>
-      <w:pPr>
-        <w:pStyle w:val="Heading2"/>
-      </w:pPr>
-      <w:r>
-        <w:t>2 One-particle irreducibility</w:t>
-      </w:r>
-    </w:p>
-    <w:p>
-      <w:r>
-        <w:t>A connected diagram may fall into two pieces if a single propagator is cut. The 1PI diagrams are those that do not. Vertices of Γ are 1PI because the Legendre transform strips the full external propagators: it is the inverse of W's second derivative at two points, and it amputates one-particle reducible chains at n points. Tree diagrams built from Γ vertices, with Γ'' as the internal propagator, then reproduce all connected correlators of W. In slogans: trees in Γ equal loops in the original theory, provided only 1PI blobs are used as vertices.</w:t>
-      </w:r>
-    </w:p>
-    <w:p>
-      <w:pPr>
-        <w:pStyle w:val="Heading2"/>
-      </w:pPr>
-      <w:r>
-        <w:t>3 The inverse propagator</w:t>
-      </w:r>
-    </w:p>
-    <w:p>
-      <w:r>
-        <w:t>Differentiating δΓ/δφ=−J once more,</w:t>
-      </w:r>
-    </w:p>
-    <w:p>
-      <w:pPr>
-        <w:spacing w:before="100" w:after="160"/>
-        <w:jc w:val="center"/>
-      </w:pPr>
-      <m:oMathPara>
-        <m:oMath>
-          <m:r>
-            <m:t xml:space="preserve">∫</m:t>
+            <m:t xml:space="preserve"> </m:t>
           </m:r>
           <m:sSup>
             <m:e>
@@ -509,71 +691,485 @@
           <m:r>
             <m:t xml:space="preserve">y</m:t>
           </m:r>
+          <m:r>
+            <m:t xml:space="preserve"> </m:t>
+          </m:r>
+          <m:f>
+            <m:num>
+              <m:r>
+                <m:t xml:space="preserve">δW</m:t>
+              </m:r>
+            </m:num>
+            <m:den>
+              <m:r>
+                <m:t xml:space="preserve">δJ</m:t>
+              </m:r>
+              <m:d>
+                <m:dPr>
+                  <m:begChr m:val="["/>
+                  <m:endChr m:val="]"/>
+                </m:dPr>
+                <m:e>
+                  <m:r>
+                    <m:t xml:space="preserve">y</m:t>
+                  </m:r>
+                </m:e>
+              </m:d>
+            </m:den>
+          </m:f>
+          <m:r>
+            <m:t xml:space="preserve"> </m:t>
+          </m:r>
+          <m:f>
+            <m:num>
+              <m:r>
+                <m:t xml:space="preserve">δJ</m:t>
+              </m:r>
+              <m:d>
+                <m:dPr>
+                  <m:begChr m:val="["/>
+                  <m:endChr m:val="]"/>
+                </m:dPr>
+                <m:e>
+                  <m:r>
+                    <m:t xml:space="preserve">y</m:t>
+                  </m:r>
+                </m:e>
+              </m:d>
+            </m:num>
+            <m:den>
+              <m:r>
+                <m:t xml:space="preserve">δφ</m:t>
+              </m:r>
+              <m:d>
+                <m:dPr>
+                  <m:begChr m:val="["/>
+                  <m:endChr m:val="]"/>
+                </m:dPr>
+                <m:e>
+                  <m:r>
+                    <m:t xml:space="preserve">x</m:t>
+                  </m:r>
+                </m:e>
+              </m:d>
+            </m:den>
+          </m:f>
+          <m:r>
+            <m:t xml:space="preserve">−</m:t>
+          </m:r>
+          <m:r>
+            <m:t xml:space="preserve">J</m:t>
+          </m:r>
+          <m:d>
+            <m:dPr>
+              <m:begChr m:val="["/>
+              <m:endChr m:val="]"/>
+            </m:dPr>
+            <m:e>
+              <m:r>
+                <m:t xml:space="preserve">x</m:t>
+              </m:r>
+            </m:e>
+          </m:d>
+          <m:r>
+            <m:t xml:space="preserve">−</m:t>
+          </m:r>
+          <m:r>
+            <m:t xml:space="preserve">∫</m:t>
+          </m:r>
+          <m:r>
+            <m:t xml:space="preserve"> </m:t>
+          </m:r>
           <m:sSup>
             <m:e>
               <m:r>
-                <m:t xml:space="preserve">δ</m:t>
+                <m:t xml:space="preserve">d</m:t>
               </m:r>
             </m:e>
             <m:sup>
               <m:r>
-                <m:t xml:space="preserve">2</m:t>
+                <m:t xml:space="preserve">4</m:t>
               </m:r>
             </m:sup>
           </m:sSup>
+          <m:r>
+            <m:t xml:space="preserve">y</m:t>
+          </m:r>
+          <m:r>
+            <m:t xml:space="preserve"> </m:t>
+          </m:r>
           <m:f>
             <m:num>
               <m:r>
-                <m:t xml:space="preserve">Γ</m:t>
+                <m:t xml:space="preserve">δJ</m:t>
+              </m:r>
+              <m:d>
+                <m:dPr>
+                  <m:begChr m:val="["/>
+                  <m:endChr m:val="]"/>
+                </m:dPr>
+                <m:e>
+                  <m:r>
+                    <m:t xml:space="preserve">y</m:t>
+                  </m:r>
+                </m:e>
+              </m:d>
+            </m:num>
+            <m:den>
+              <m:r>
+                <m:t xml:space="preserve">δφ</m:t>
+              </m:r>
+              <m:d>
+                <m:dPr>
+                  <m:begChr m:val="["/>
+                  <m:endChr m:val="]"/>
+                </m:dPr>
+                <m:e>
+                  <m:r>
+                    <m:t xml:space="preserve">x</m:t>
+                  </m:r>
+                </m:e>
+              </m:d>
+            </m:den>
+          </m:f>
+          <m:r>
+            <m:t xml:space="preserve"> </m:t>
+          </m:r>
+          <m:r>
+            <m:t xml:space="preserve">φ</m:t>
+          </m:r>
+          <m:d>
+            <m:dPr>
+              <m:begChr m:val="["/>
+              <m:endChr m:val="]"/>
+            </m:dPr>
+            <m:e>
+              <m:r>
+                <m:t xml:space="preserve">y</m:t>
+              </m:r>
+            </m:e>
+          </m:d>
+          <m:r>
+            <m:t xml:space="preserve">=</m:t>
+          </m:r>
+          <m:r>
+            <m:t xml:space="preserve">−</m:t>
+          </m:r>
+          <m:r>
+            <m:t xml:space="preserve">J</m:t>
+          </m:r>
+          <m:d>
+            <m:dPr>
+              <m:begChr m:val="["/>
+              <m:endChr m:val="]"/>
+            </m:dPr>
+            <m:e>
+              <m:r>
+                <m:t xml:space="preserve">x</m:t>
+              </m:r>
+            </m:e>
+          </m:d>
+        </m:oMath>
+      </m:oMathPara>
+    </w:p>
+    <w:p>
+      <w:r>
+        <w:t>The first and third terms cancel, because δW/δJ(y) = φ(y). With no source, J = 0, so</w:t>
+      </w:r>
+    </w:p>
+    <w:p>
+      <w:pPr>
+        <w:spacing w:before="100" w:after="160"/>
+        <w:jc w:val="center"/>
+      </w:pPr>
+      <m:oMathPara>
+        <m:oMath>
+          <m:f>
+            <m:num>
+              <m:r>
+                <m:t xml:space="preserve">δΓ</m:t>
               </m:r>
             </m:num>
             <m:den>
-              <m:sSub>
+              <m:r>
+                <m:t xml:space="preserve">δφ</m:t>
+              </m:r>
+              <m:d>
+                <m:dPr>
+                  <m:begChr m:val="["/>
+                  <m:endChr m:val="]"/>
+                </m:dPr>
                 <m:e>
                   <m:r>
-                    <m:t xml:space="preserve">δφ</m:t>
+                    <m:t xml:space="preserve">x</m:t>
                   </m:r>
                 </m:e>
-                <m:sub>
-                  <m:r>
-                    <m:t xml:space="preserve">cl</m:t>
-                  </m:r>
-                </m:sub>
-              </m:sSub>
+              </m:d>
             </m:den>
           </m:f>
           <m:r>
-            <m:t xml:space="preserve">x</m:t>
+            <m:t xml:space="preserve">=</m:t>
+          </m:r>
+          <m:r>
+            <m:t xml:space="preserve">0</m:t>
+          </m:r>
+        </m:oMath>
+      </m:oMathPara>
+    </w:p>
+    <w:p>
+      <w:r>
+        <w:t>The vacuum value of the field is a stationary point of Γ, just as a classical solution is a stationary point of S. This is the quantum equation of motion. It contains every loop correction.</w:t>
+      </w:r>
+    </w:p>
+    <w:p>
+      <w:r>
+        <w:rPr>
+          <w:b/>
+          <w:i/>
+        </w:rPr>
+        <w:t>Worked example 1</w:t>
+      </w:r>
+    </w:p>
+    <w:p>
+      <w:r>
+        <w:t>Find Γ for the free scalar.</w:t>
+      </w:r>
+    </w:p>
+    <w:p>
+      <w:r>
+        <w:t>Lesson 80 gave W₀ = (i/2)∫JD_FJ and φ = iD_FJ. With D_F = iK⁻¹, φ = −K⁻¹J, so J = −Kφ. Then W₀ = (i/2)(i)∫JK⁻¹J = −½∫JK⁻¹J = −½∫φKφ, and</w:t>
+      </w:r>
+    </w:p>
+    <w:p>
+      <w:pPr>
+        <w:spacing w:before="100" w:after="160"/>
+        <w:jc w:val="center"/>
+      </w:pPr>
+      <m:oMathPara>
+        <m:oMath>
+          <m:sSub>
+            <m:e>
+              <m:r>
+                <m:t xml:space="preserve">Γ</m:t>
+              </m:r>
+            </m:e>
+            <m:sub>
+              <m:r>
+                <m:t xml:space="preserve">0</m:t>
+              </m:r>
+            </m:sub>
+          </m:sSub>
+          <m:d>
+            <m:dPr>
+              <m:begChr m:val="["/>
+              <m:endChr m:val="]"/>
+            </m:dPr>
+            <m:e>
+              <m:r>
+                <m:t xml:space="preserve">φ</m:t>
+              </m:r>
+            </m:e>
+          </m:d>
+          <m:r>
+            <m:t xml:space="preserve">=</m:t>
+          </m:r>
+          <m:r>
+            <m:t xml:space="preserve">−</m:t>
+          </m:r>
+          <m:r>
+            <m:t xml:space="preserve">½</m:t>
+          </m:r>
+          <m:r>
+            <m:t xml:space="preserve"> </m:t>
+          </m:r>
+          <m:r>
+            <m:t xml:space="preserve">∫</m:t>
+          </m:r>
+          <m:r>
+            <m:t xml:space="preserve"> </m:t>
+          </m:r>
+          <m:r>
+            <m:t xml:space="preserve">φ</m:t>
+          </m:r>
+          <m:r>
+            <m:t xml:space="preserve"> </m:t>
+          </m:r>
+          <m:r>
+            <m:t xml:space="preserve">K</m:t>
+          </m:r>
+          <m:r>
+            <m:t xml:space="preserve"> </m:t>
+          </m:r>
+          <m:r>
+            <m:t xml:space="preserve">φ</m:t>
+          </m:r>
+          <m:r>
+            <m:t xml:space="preserve">+</m:t>
+          </m:r>
+          <m:r>
+            <m:t xml:space="preserve">∫</m:t>
+          </m:r>
+          <m:r>
+            <m:t xml:space="preserve"> </m:t>
+          </m:r>
+          <m:r>
+            <m:t xml:space="preserve">φ</m:t>
+          </m:r>
+          <m:r>
+            <m:t xml:space="preserve"> </m:t>
+          </m:r>
+          <m:r>
+            <m:t xml:space="preserve">K</m:t>
+          </m:r>
+          <m:r>
+            <m:t xml:space="preserve"> </m:t>
+          </m:r>
+          <m:r>
+            <m:t xml:space="preserve">φ</m:t>
+          </m:r>
+          <m:r>
+            <m:t xml:space="preserve">=</m:t>
+          </m:r>
+          <m:r>
+            <m:t xml:space="preserve">½</m:t>
+          </m:r>
+          <m:r>
+            <m:t xml:space="preserve"> </m:t>
+          </m:r>
+          <m:r>
+            <m:t xml:space="preserve">∫</m:t>
+          </m:r>
+          <m:r>
+            <m:t xml:space="preserve"> </m:t>
+          </m:r>
+          <m:r>
+            <m:t xml:space="preserve">φ</m:t>
+          </m:r>
+          <m:r>
+            <m:t xml:space="preserve"> </m:t>
+          </m:r>
+          <m:r>
+            <m:t xml:space="preserve">K</m:t>
+          </m:r>
+          <m:r>
+            <m:t xml:space="preserve"> </m:t>
+          </m:r>
+          <m:r>
+            <m:t xml:space="preserve">φ</m:t>
+          </m:r>
+          <m:r>
+            <m:t xml:space="preserve">=</m:t>
           </m:r>
           <m:sSub>
             <m:e>
               <m:r>
-                <m:t xml:space="preserve">δφ</m:t>
+                <m:t xml:space="preserve">S</m:t>
               </m:r>
             </m:e>
             <m:sub>
               <m:r>
-                <m:t xml:space="preserve">cl</m:t>
+                <m:t xml:space="preserve">0</m:t>
               </m:r>
             </m:sub>
           </m:sSub>
+          <m:d>
+            <m:dPr>
+              <m:begChr m:val="["/>
+              <m:endChr m:val="]"/>
+            </m:dPr>
+            <m:e>
+              <m:r>
+                <m:t xml:space="preserve">φ</m:t>
+              </m:r>
+            </m:e>
+          </m:d>
+        </m:oMath>
+      </m:oMathPara>
+    </w:p>
+    <w:p>
+      <w:r>
+        <w:t>The effective action of a free field is its classical action, exactly. δΓ₀/δφ = Kφ = −J is the classical field equation with the source on the right. Every difference between Γ and S comes from interactions, and Section 4 shows that every difference comes from loops.</w:t>
+      </w:r>
+    </w:p>
+    <w:p>
+      <w:pPr>
+        <w:pStyle w:val="Heading3"/>
+      </w:pPr>
+      <w:r>
+        <w:t>2.2 Inverting the relation</w:t>
+      </w:r>
+    </w:p>
+    <w:p>
+      <w:r>
+        <w:t>The Legendre transform requires W to be a convex enough functional that φ ↔ J is one-to-one. In perturbation theory this holds near the vacuum. Section 6 notes what happens when it fails.</w:t>
+      </w:r>
+    </w:p>
+    <w:p>
+      <w:pPr>
+        <w:pStyle w:val="Heading2"/>
+      </w:pPr>
+      <w:r>
+        <w:t>3 The derivatives of Γ</w:t>
+      </w:r>
+    </w:p>
+    <w:p>
+      <w:pPr>
+        <w:pStyle w:val="Heading3"/>
+      </w:pPr>
+      <w:r>
+        <w:t>3.1 The two-point function</w:t>
+      </w:r>
+    </w:p>
+    <w:p>
+      <w:r>
+        <w:t>Differentiate φ(x) = δW/δJ(x) with respect to φ(z). The chain rule gives the identity</w:t>
+      </w:r>
+    </w:p>
+    <w:p>
+      <w:pPr>
+        <w:spacing w:before="100" w:after="160"/>
+        <w:jc w:val="center"/>
+      </w:pPr>
+      <m:oMathPara>
+        <m:oMath>
           <m:r>
-            <m:t xml:space="preserve">y</m:t>
+            <m:t xml:space="preserve">∫</m:t>
+          </m:r>
+          <m:r>
+            <m:t xml:space="preserve"> </m:t>
           </m:r>
           <m:sSup>
             <m:e>
               <m:r>
-                <m:t xml:space="preserve">δ</m:t>
+                <m:t xml:space="preserve">d</m:t>
               </m:r>
             </m:e>
             <m:sup>
               <m:r>
-                <m:t xml:space="preserve">2</m:t>
+                <m:t xml:space="preserve">4</m:t>
               </m:r>
             </m:sup>
           </m:sSup>
+          <m:r>
+            <m:t xml:space="preserve">y</m:t>
+          </m:r>
+          <m:r>
+            <m:t xml:space="preserve"> </m:t>
+          </m:r>
           <m:f>
             <m:num>
+              <m:sSup>
+                <m:e>
+                  <m:r>
+                    <m:t xml:space="preserve">δ</m:t>
+                  </m:r>
+                </m:e>
+                <m:sup>
+                  <m:r>
+                    <m:t xml:space="preserve">2</m:t>
+                  </m:r>
+                </m:sup>
+              </m:sSup>
               <m:r>
                 <m:t xml:space="preserve">W</m:t>
               </m:r>
@@ -582,22 +1178,75 @@
               <m:r>
                 <m:t xml:space="preserve">δJ</m:t>
               </m:r>
+              <m:d>
+                <m:dPr>
+                  <m:begChr m:val="["/>
+                  <m:endChr m:val="]"/>
+                </m:dPr>
+                <m:e>
+                  <m:r>
+                    <m:t xml:space="preserve">x</m:t>
+                  </m:r>
+                </m:e>
+              </m:d>
+              <m:r>
+                <m:t xml:space="preserve"> </m:t>
+              </m:r>
+              <m:r>
+                <m:t xml:space="preserve">δJ</m:t>
+              </m:r>
+              <m:d>
+                <m:dPr>
+                  <m:begChr m:val="["/>
+                  <m:endChr m:val="]"/>
+                </m:dPr>
+                <m:e>
+                  <m:r>
+                    <m:t xml:space="preserve">y</m:t>
+                  </m:r>
+                </m:e>
+              </m:d>
             </m:den>
           </m:f>
           <m:r>
-            <m:t xml:space="preserve">y</m:t>
+            <m:t xml:space="preserve"> </m:t>
           </m:r>
-          <m:r>
-            <m:t xml:space="preserve">δJ</m:t>
-          </m:r>
-          <m:r>
-            <m:t xml:space="preserve">z</m:t>
-          </m:r>
+          <m:f>
+            <m:num>
+              <m:r>
+                <m:t xml:space="preserve">δJ</m:t>
+              </m:r>
+              <m:d>
+                <m:dPr>
+                  <m:begChr m:val="["/>
+                  <m:endChr m:val="]"/>
+                </m:dPr>
+                <m:e>
+                  <m:r>
+                    <m:t xml:space="preserve">y</m:t>
+                  </m:r>
+                </m:e>
+              </m:d>
+            </m:num>
+            <m:den>
+              <m:r>
+                <m:t xml:space="preserve">δφ</m:t>
+              </m:r>
+              <m:d>
+                <m:dPr>
+                  <m:begChr m:val="["/>
+                  <m:endChr m:val="]"/>
+                </m:dPr>
+                <m:e>
+                  <m:r>
+                    <m:t xml:space="preserve">z</m:t>
+                  </m:r>
+                </m:e>
+              </m:d>
+            </m:den>
+          </m:f>
           <m:r>
             <m:t xml:space="preserve">=</m:t>
-          </m:r>
-          <m:r>
-            <m:t xml:space="preserve">−</m:t>
           </m:r>
           <m:sSup>
             <m:e>
@@ -611,21 +1260,179 @@
               </m:r>
             </m:sup>
           </m:sSup>
-          <m:r>
-            <m:t xml:space="preserve">x</m:t>
-          </m:r>
-          <m:r>
-            <m:t xml:space="preserve">−</m:t>
-          </m:r>
-          <m:r>
-            <m:t xml:space="preserve">z</m:t>
-          </m:r>
+          <m:d>
+            <m:dPr>
+              <m:begChr m:val="["/>
+              <m:endChr m:val="]"/>
+            </m:dPr>
+            <m:e>
+              <m:r>
+                <m:t xml:space="preserve">x</m:t>
+              </m:r>
+              <m:r>
+                <m:t xml:space="preserve">−</m:t>
+              </m:r>
+              <m:r>
+                <m:t xml:space="preserve">z</m:t>
+              </m:r>
+            </m:e>
+          </m:d>
         </m:oMath>
       </m:oMathPara>
     </w:p>
     <w:p>
       <w:r>
-        <w:t>so Γ'' is minus the inverse of W''. But W'' is the connected two-point function, i.e. the full propagator S_F′ of Lesson 67. Mass renormalization is the statement that Γ'' has a zero at the physical p̸=m. Charge renormalization is a statement about the three-point 1PI vertex in Γ at vanishing photon momentum.</w:t>
+        <w:t>Lesson 80, Section 5.1, gives δ²W/δJδJ = iG, where G is the full connected propagator. Section 2.1 gives δJ/δφ = −Γ⁽²⁾. So iG times −Γ⁽²⁾ is the unit operator, and</w:t>
+      </w:r>
+    </w:p>
+    <w:p>
+      <w:pPr>
+        <w:spacing w:before="100" w:after="160"/>
+        <w:jc w:val="center"/>
+      </w:pPr>
+      <m:oMathPara>
+        <m:oMath>
+          <m:sSup>
+            <m:e>
+              <m:r>
+                <m:t xml:space="preserve">Γ</m:t>
+              </m:r>
+            </m:e>
+            <m:sup>
+              <m:r>
+                <m:t xml:space="preserve">2</m:t>
+              </m:r>
+            </m:sup>
+          </m:sSup>
+          <m:r>
+            <m:t xml:space="preserve">=</m:t>
+          </m:r>
+          <m:r>
+            <m:t xml:space="preserve">i</m:t>
+          </m:r>
+          <m:r>
+            <m:t xml:space="preserve"> </m:t>
+          </m:r>
+          <m:sSup>
+            <m:e>
+              <m:r>
+                <m:t xml:space="preserve">G</m:t>
+              </m:r>
+            </m:e>
+            <m:sup>
+              <m:r>
+                <m:t xml:space="preserve">−</m:t>
+              </m:r>
+              <m:r>
+                <m:t xml:space="preserve">1</m:t>
+              </m:r>
+            </m:sup>
+          </m:sSup>
+        </m:oMath>
+      </m:oMathPara>
+    </w:p>
+    <w:p>
+      <w:r>
+        <w:t>For the free field, G = D_F = iK⁻¹, so Γ⁽²⁾ = K, in agreement with Worked example 1. With interactions, Lesson 67's geometric series gives, for a scalar with 1PI self-energy −iΣ(p²), G = i/(p² − m₀² − Σ). Then</w:t>
+      </w:r>
+    </w:p>
+    <w:p>
+      <w:pPr>
+        <w:spacing w:before="100" w:after="160"/>
+        <w:jc w:val="center"/>
+      </w:pPr>
+      <m:oMathPara>
+        <m:oMath>
+          <m:sSup>
+            <m:e>
+              <m:r>
+                <m:t xml:space="preserve">Γ</m:t>
+              </m:r>
+            </m:e>
+            <m:sup>
+              <m:r>
+                <m:t xml:space="preserve">2</m:t>
+              </m:r>
+            </m:sup>
+          </m:sSup>
+          <m:d>
+            <m:dPr>
+              <m:begChr m:val="["/>
+              <m:endChr m:val="]"/>
+            </m:dPr>
+            <m:e>
+              <m:r>
+                <m:t xml:space="preserve">p</m:t>
+              </m:r>
+            </m:e>
+          </m:d>
+          <m:r>
+            <m:t xml:space="preserve">=</m:t>
+          </m:r>
+          <m:sSup>
+            <m:e>
+              <m:r>
+                <m:t xml:space="preserve">p</m:t>
+              </m:r>
+            </m:e>
+            <m:sup>
+              <m:r>
+                <m:t xml:space="preserve">2</m:t>
+              </m:r>
+            </m:sup>
+          </m:sSup>
+          <m:r>
+            <m:t xml:space="preserve">−</m:t>
+          </m:r>
+          <m:sSubSup>
+            <m:e>
+              <m:r>
+                <m:t xml:space="preserve">m</m:t>
+              </m:r>
+            </m:e>
+            <m:sub>
+              <m:r>
+                <m:t xml:space="preserve">0</m:t>
+              </m:r>
+            </m:sub>
+            <m:sup>
+              <m:r>
+                <m:t xml:space="preserve">2</m:t>
+              </m:r>
+            </m:sup>
+          </m:sSubSup>
+          <m:r>
+            <m:t xml:space="preserve">−</m:t>
+          </m:r>
+          <m:r>
+            <m:t xml:space="preserve">Σ</m:t>
+          </m:r>
+          <m:d>
+            <m:dPr>
+              <m:begChr m:val="["/>
+              <m:endChr m:val="]"/>
+            </m:dPr>
+            <m:e>
+              <m:sSup>
+                <m:e>
+                  <m:r>
+                    <m:t xml:space="preserve">p</m:t>
+                  </m:r>
+                </m:e>
+                <m:sup>
+                  <m:r>
+                    <m:t xml:space="preserve">2</m:t>
+                  </m:r>
+                </m:sup>
+              </m:sSup>
+            </m:e>
+          </m:d>
+        </m:oMath>
+      </m:oMathPara>
+    </w:p>
+    <w:p>
+      <w:r>
+        <w:t>The self-energy appears in Γ directly, with no resummation needed. The physical mass is the zero of Γ⁽²⁾, where the full propagator has its pole. For the electron, in Lesson 67's convention, Γ⁽²⁾ = p̸ − m₀ − Σ(p). For the photon, Lesson 68's D′ = −ig_{μν}/[q²(1 − Π)] gives Γ⁽²⁾_{μν} = −q²[1 − Π(q²)]g_{μν} in the transverse part. Charge renormalization is the statement that the coefficient of the photon's kinetic term in Γ is fixed at q² = 0.</w:t>
       </w:r>
     </w:p>
     <w:p>
@@ -639,7 +1446,178 @@
     </w:p>
     <w:p>
       <w:r>
-        <w:t>Where did Lesson 67's geometric series of self-energy insertions go? It is the expansion of (Γ''_free − Σ)⁻¹, which is exactly inverting Γ''=Γ''_free−Σ. The effective action packages the resummation as “use the inverted second derivative.”</w:t>
+        <w:t>Show by diagrams why Γ⁽²⁾ contains only the 1PI self-energy.</w:t>
+      </w:r>
+    </w:p>
+    <w:p>
+      <w:r>
+        <w:t>G is the sum of chains D + D(−iΣ)D + D(−iΣ)D(−iΣ)D + ⋯. Each link of the chain is reducible: cutting the bare line between two blobs separates them. In operator language the sum is D[1 − (−iΣ)D]⁻¹, so G⁻¹ = D⁻¹ + iΣ. Multiplying by i, iG⁻¹ = iD⁻¹ − Σ = K − Σ, because iD⁻¹ = K. The inverse of a geometric series of chains is one term, with no chains. Inverting G strips away every reducible link and leaves only the irreducible blob.</w:t>
+      </w:r>
+    </w:p>
+    <w:p>
+      <w:pPr>
+        <w:pStyle w:val="Heading3"/>
+      </w:pPr>
+      <w:r>
+        <w:t>3.2 Three and four points</w:t>
+      </w:r>
+    </w:p>
+    <w:p>
+      <w:r>
+        <w:t>Differentiate the identity of Section 3.1 once more with respect to J. The derivative of Γ⁽²⁾ with respect to J is Γ⁽³⁾ times δφ/δJ = W⁽²⁾. Rearranging and using (Γ⁽²⁾)⁻¹ = −W⁽²⁾,</w:t>
+      </w:r>
+    </w:p>
+    <w:p>
+      <w:pPr>
+        <w:spacing w:before="100" w:after="160"/>
+        <w:jc w:val="center"/>
+      </w:pPr>
+      <m:oMathPara>
+        <m:oMath>
+          <m:sSubSup>
+            <m:e>
+              <m:r>
+                <m:t xml:space="preserve">W</m:t>
+              </m:r>
+            </m:e>
+            <m:sub>
+              <m:r>
+                <m:t xml:space="preserve">xyz</m:t>
+              </m:r>
+            </m:sub>
+            <m:sup>
+              <m:r>
+                <m:t xml:space="preserve">3</m:t>
+              </m:r>
+            </m:sup>
+          </m:sSubSup>
+          <m:r>
+            <m:t xml:space="preserve">=</m:t>
+          </m:r>
+          <m:r>
+            <m:t xml:space="preserve">∫</m:t>
+          </m:r>
+          <m:r>
+            <m:t xml:space="preserve"> </m:t>
+          </m:r>
+          <m:sSubSup>
+            <m:e>
+              <m:r>
+                <m:t xml:space="preserve">W</m:t>
+              </m:r>
+            </m:e>
+            <m:sub>
+              <m:r>
+                <m:t xml:space="preserve">x</m:t>
+              </m:r>
+              <m:r>
+                <m:t xml:space="preserve"> </m:t>
+              </m:r>
+              <m:r>
+                <m:t xml:space="preserve">x′</m:t>
+              </m:r>
+            </m:sub>
+            <m:sup>
+              <m:r>
+                <m:t xml:space="preserve">2</m:t>
+              </m:r>
+            </m:sup>
+          </m:sSubSup>
+          <m:r>
+            <m:t xml:space="preserve"> </m:t>
+          </m:r>
+          <m:sSubSup>
+            <m:e>
+              <m:r>
+                <m:t xml:space="preserve">W</m:t>
+              </m:r>
+            </m:e>
+            <m:sub>
+              <m:r>
+                <m:t xml:space="preserve">y</m:t>
+              </m:r>
+              <m:r>
+                <m:t xml:space="preserve"> </m:t>
+              </m:r>
+              <m:r>
+                <m:t xml:space="preserve">y′</m:t>
+              </m:r>
+            </m:sub>
+            <m:sup>
+              <m:r>
+                <m:t xml:space="preserve">2</m:t>
+              </m:r>
+            </m:sup>
+          </m:sSubSup>
+          <m:r>
+            <m:t xml:space="preserve"> </m:t>
+          </m:r>
+          <m:sSubSup>
+            <m:e>
+              <m:r>
+                <m:t xml:space="preserve">W</m:t>
+              </m:r>
+            </m:e>
+            <m:sub>
+              <m:r>
+                <m:t xml:space="preserve">z</m:t>
+              </m:r>
+              <m:r>
+                <m:t xml:space="preserve"> </m:t>
+              </m:r>
+              <m:r>
+                <m:t xml:space="preserve">z′</m:t>
+              </m:r>
+            </m:sub>
+            <m:sup>
+              <m:r>
+                <m:t xml:space="preserve">2</m:t>
+              </m:r>
+            </m:sup>
+          </m:sSubSup>
+          <m:r>
+            <m:t xml:space="preserve"> </m:t>
+          </m:r>
+          <m:sSubSup>
+            <m:e>
+              <m:r>
+                <m:t xml:space="preserve">Γ</m:t>
+              </m:r>
+            </m:e>
+            <m:sub>
+              <m:r>
+                <m:t xml:space="preserve">x′</m:t>
+              </m:r>
+              <m:r>
+                <m:t xml:space="preserve"> </m:t>
+              </m:r>
+              <m:r>
+                <m:t xml:space="preserve">y′</m:t>
+              </m:r>
+              <m:r>
+                <m:t xml:space="preserve"> </m:t>
+              </m:r>
+              <m:r>
+                <m:t xml:space="preserve">z′</m:t>
+              </m:r>
+            </m:sub>
+            <m:sup>
+              <m:r>
+                <m:t xml:space="preserve">3</m:t>
+              </m:r>
+            </m:sup>
+          </m:sSubSup>
+        </m:oMath>
+      </m:oMathPara>
+    </w:p>
+    <w:p>
+      <w:r>
+        <w:t>The connected three-point function is three full propagators attached to Γ⁽³⁾. Γ⁽³⁾ is therefore the three-point function with its full external propagators removed, the amputated vertex. It cannot be cut into pieces by one line, because no internal line connects two external points. In QED, Γ⁽³⁾ is Lesson 75's vertex function, ieΓ^μ, with Γ^μ = γ^μF₁ + (iσ^{μν}q_ν/2m)F₂.</w:t>
+      </w:r>
+    </w:p>
+    <w:p>
+      <w:r>
+        <w:t>One more derivative gives the four-point function. It is four full propagators on Γ⁽⁴⁾, plus three terms in which two Γ⁽³⁾ vertices are joined by one full propagator, one term for each way of splitting the four points into pairs. Those are exactly the tree diagrams with Γ⁽³⁾ and Γ⁽⁴⁾ as vertices and G as propagator. The pattern continues to all orders. Every connected correlator is a sum of tree diagrams built from the vertices of Γ, joined by full propagators. Γ is the action whose classical (tree) theory reproduces the full quantum theory.</w:t>
       </w:r>
     </w:p>
     <w:p>
@@ -647,12 +1625,1176 @@
         <w:pStyle w:val="Heading2"/>
       </w:pPr>
       <w:r>
-        <w:t>4 What Γ does not skip</w:t>
+        <w:t>4 The loop expansion</w:t>
+      </w:r>
+    </w:p>
+    <w:p>
+      <w:pPr>
+        <w:pStyle w:val="Heading3"/>
+      </w:pPr>
+      <w:r>
+        <w:t>4.1 Counting ħ</w:t>
       </w:r>
     </w:p>
     <w:p>
       <w:r>
-        <w:t>Writing Γ does not remove the need to regularize (Lesson 66) or to absorb parameters (Lesson 67). It reorganizes the same loops. Its gift is vocabulary: “the quantum equation of motion” and “1PI” become derivatives of one object.</w:t>
+        <w:t>Restore ħ, so that the weight is exp[(i/ħ)(S + ∫Jφ)]. Each propagator is the inverse of the kinetic operator in S/ħ, so it carries a factor ħ. Each vertex comes from S/ħ, so it carries 1/ħ. A connected diagram with I internal lines and V vertices has L = I − V + 1 loops, so it is proportional to ħ^{I−V} = ħ^{L−1}. Writing Z = e^{iW/ħ}, the expansion of W, and of Γ, in powers of ħ is an expansion in the number of loops. Tree diagrams are order ħ⁰, the classical theory. One-loop terms are order ħ. A loop expansion is a semiclassical expansion, not an expansion in a coupling, although in QED the two coincide because each loop costs a factor α.</w:t>
+      </w:r>
+    </w:p>
+    <w:p>
+      <w:pPr>
+        <w:pStyle w:val="Heading3"/>
+      </w:pPr>
+      <w:r>
+        <w:t>4.2 The one-loop effective action</w:t>
+      </w:r>
+    </w:p>
+    <w:p>
+      <w:r>
+        <w:t>Evaluate Z[J] by stationary phase, the method of Lesson 79, Section 2. Let φ₀ be the classical solution with the source, δS/δφ + J = 0, and write φ = φ₀ + η. The linear term in η vanishes, so</w:t>
+      </w:r>
+    </w:p>
+    <w:p>
+      <w:pPr>
+        <w:spacing w:before="100" w:after="160"/>
+        <w:jc w:val="center"/>
+      </w:pPr>
+      <m:oMathPara>
+        <m:oMath>
+          <m:r>
+            <m:t xml:space="preserve">Z</m:t>
+          </m:r>
+          <m:d>
+            <m:dPr>
+              <m:begChr m:val="["/>
+              <m:endChr m:val="]"/>
+            </m:dPr>
+            <m:e>
+              <m:r>
+                <m:t xml:space="preserve">J</m:t>
+              </m:r>
+            </m:e>
+          </m:d>
+          <m:r>
+            <m:t xml:space="preserve">≈</m:t>
+          </m:r>
+          <m:sSup>
+            <m:e>
+              <m:r>
+                <m:t xml:space="preserve">e</m:t>
+              </m:r>
+            </m:e>
+            <m:sup>
+              <m:f>
+                <m:num>
+                  <m:r>
+                    <m:t xml:space="preserve">i</m:t>
+                  </m:r>
+                </m:num>
+                <m:den>
+                  <m:r>
+                    <m:t xml:space="preserve">ħ</m:t>
+                  </m:r>
+                </m:den>
+              </m:f>
+              <m:d>
+                <m:dPr>
+                  <m:begChr m:val="["/>
+                  <m:endChr m:val="]"/>
+                </m:dPr>
+                <m:e>
+                  <m:r>
+                    <m:t xml:space="preserve">S</m:t>
+                  </m:r>
+                  <m:d>
+                    <m:dPr>
+                      <m:begChr m:val="["/>
+                      <m:endChr m:val="]"/>
+                    </m:dPr>
+                    <m:e>
+                      <m:sSub>
+                        <m:e>
+                          <m:r>
+                            <m:t xml:space="preserve">φ</m:t>
+                          </m:r>
+                        </m:e>
+                        <m:sub>
+                          <m:r>
+                            <m:t xml:space="preserve">0</m:t>
+                          </m:r>
+                        </m:sub>
+                      </m:sSub>
+                    </m:e>
+                  </m:d>
+                  <m:r>
+                    <m:t xml:space="preserve">+</m:t>
+                  </m:r>
+                  <m:sSub>
+                    <m:e>
+                      <m:r>
+                        <m:t xml:space="preserve">∫Jφ</m:t>
+                      </m:r>
+                    </m:e>
+                    <m:sub>
+                      <m:r>
+                        <m:t xml:space="preserve">0</m:t>
+                      </m:r>
+                    </m:sub>
+                  </m:sSub>
+                </m:e>
+              </m:d>
+            </m:sup>
+          </m:sSup>
+          <m:r>
+            <m:t xml:space="preserve"> </m:t>
+          </m:r>
+          <m:r>
+            <m:t xml:space="preserve">∫</m:t>
+          </m:r>
+          <m:r>
+            <m:t xml:space="preserve"> </m:t>
+          </m:r>
+          <m:r>
+            <m:t xml:space="preserve">Dη</m:t>
+          </m:r>
+          <m:r>
+            <m:t xml:space="preserve"> </m:t>
+          </m:r>
+          <m:sSup>
+            <m:e>
+              <m:r>
+                <m:t xml:space="preserve">e</m:t>
+              </m:r>
+            </m:e>
+            <m:sup>
+              <m:f>
+                <m:num>
+                  <m:r>
+                    <m:t xml:space="preserve">i</m:t>
+                  </m:r>
+                </m:num>
+                <m:den>
+                  <m:r>
+                    <m:t xml:space="preserve">2ħ</m:t>
+                  </m:r>
+                </m:den>
+              </m:f>
+              <m:r>
+                <m:t xml:space="preserve"> </m:t>
+              </m:r>
+              <m:r>
+                <m:t xml:space="preserve">∫</m:t>
+              </m:r>
+              <m:r>
+                <m:t xml:space="preserve"> </m:t>
+              </m:r>
+              <m:r>
+                <m:t xml:space="preserve">η</m:t>
+              </m:r>
+              <m:r>
+                <m:t xml:space="preserve"> </m:t>
+              </m:r>
+              <m:r>
+                <m:t xml:space="preserve">S″</m:t>
+              </m:r>
+              <m:d>
+                <m:dPr>
+                  <m:begChr m:val="["/>
+                  <m:endChr m:val="]"/>
+                </m:dPr>
+                <m:e>
+                  <m:sSub>
+                    <m:e>
+                      <m:r>
+                        <m:t xml:space="preserve">φ</m:t>
+                      </m:r>
+                    </m:e>
+                    <m:sub>
+                      <m:r>
+                        <m:t xml:space="preserve">0</m:t>
+                      </m:r>
+                    </m:sub>
+                  </m:sSub>
+                </m:e>
+              </m:d>
+              <m:r>
+                <m:t xml:space="preserve"> </m:t>
+              </m:r>
+              <m:r>
+                <m:t xml:space="preserve">η</m:t>
+              </m:r>
+            </m:sup>
+          </m:sSup>
+          <m:r>
+            <m:t xml:space="preserve">∝</m:t>
+          </m:r>
+          <m:sSup>
+            <m:e>
+              <m:r>
+                <m:t xml:space="preserve">e</m:t>
+              </m:r>
+            </m:e>
+            <m:sup>
+              <m:f>
+                <m:num>
+                  <m:r>
+                    <m:t xml:space="preserve">i</m:t>
+                  </m:r>
+                </m:num>
+                <m:den>
+                  <m:r>
+                    <m:t xml:space="preserve">ħ</m:t>
+                  </m:r>
+                </m:den>
+              </m:f>
+              <m:d>
+                <m:dPr>
+                  <m:begChr m:val="["/>
+                  <m:endChr m:val="]"/>
+                </m:dPr>
+                <m:e>
+                  <m:r>
+                    <m:t xml:space="preserve">S</m:t>
+                  </m:r>
+                  <m:d>
+                    <m:dPr>
+                      <m:begChr m:val="["/>
+                      <m:endChr m:val="]"/>
+                    </m:dPr>
+                    <m:e>
+                      <m:sSub>
+                        <m:e>
+                          <m:r>
+                            <m:t xml:space="preserve">φ</m:t>
+                          </m:r>
+                        </m:e>
+                        <m:sub>
+                          <m:r>
+                            <m:t xml:space="preserve">0</m:t>
+                          </m:r>
+                        </m:sub>
+                      </m:sSub>
+                    </m:e>
+                  </m:d>
+                  <m:r>
+                    <m:t xml:space="preserve">+</m:t>
+                  </m:r>
+                  <m:sSub>
+                    <m:e>
+                      <m:r>
+                        <m:t xml:space="preserve">∫Jφ</m:t>
+                      </m:r>
+                    </m:e>
+                    <m:sub>
+                      <m:r>
+                        <m:t xml:space="preserve">0</m:t>
+                      </m:r>
+                    </m:sub>
+                  </m:sSub>
+                </m:e>
+              </m:d>
+            </m:sup>
+          </m:sSup>
+          <m:r>
+            <m:t xml:space="preserve"> </m:t>
+          </m:r>
+          <m:sSup>
+            <m:e>
+              <m:func>
+                <m:fName>
+                  <m:r>
+                    <m:t xml:space="preserve">det</m:t>
+                  </m:r>
+                </m:fName>
+                <m:e>
+                  <m:d>
+                    <m:dPr>
+                      <m:begChr m:val="["/>
+                      <m:endChr m:val="]"/>
+                    </m:dPr>
+                    <m:e>
+                      <m:r>
+                        <m:t xml:space="preserve">S″</m:t>
+                      </m:r>
+                      <m:d>
+                        <m:dPr>
+                          <m:begChr m:val="["/>
+                          <m:endChr m:val="]"/>
+                        </m:dPr>
+                        <m:e>
+                          <m:sSub>
+                            <m:e>
+                              <m:r>
+                                <m:t xml:space="preserve">φ</m:t>
+                              </m:r>
+                            </m:e>
+                            <m:sub>
+                              <m:r>
+                                <m:t xml:space="preserve">0</m:t>
+                              </m:r>
+                            </m:sub>
+                          </m:sSub>
+                        </m:e>
+                      </m:d>
+                    </m:e>
+                  </m:d>
+                </m:e>
+              </m:func>
+            </m:e>
+            <m:sup>
+              <m:r>
+                <m:t xml:space="preserve">−</m:t>
+              </m:r>
+              <m:f>
+                <m:num>
+                  <m:r>
+                    <m:t xml:space="preserve">1</m:t>
+                  </m:r>
+                </m:num>
+                <m:den>
+                  <m:r>
+                    <m:t xml:space="preserve">2</m:t>
+                  </m:r>
+                </m:den>
+              </m:f>
+            </m:sup>
+          </m:sSup>
+        </m:oMath>
+      </m:oMathPara>
+    </w:p>
+    <w:p>
+      <w:r>
+        <w:t>Take −iħ log, using log det = Tr log:</w:t>
+      </w:r>
+    </w:p>
+    <w:p>
+      <w:pPr>
+        <w:spacing w:before="100" w:after="160"/>
+        <w:jc w:val="center"/>
+      </w:pPr>
+      <m:oMathPara>
+        <m:oMath>
+          <m:r>
+            <m:t xml:space="preserve">W</m:t>
+          </m:r>
+          <m:d>
+            <m:dPr>
+              <m:begChr m:val="["/>
+              <m:endChr m:val="]"/>
+            </m:dPr>
+            <m:e>
+              <m:r>
+                <m:t xml:space="preserve">J</m:t>
+              </m:r>
+            </m:e>
+          </m:d>
+          <m:r>
+            <m:t xml:space="preserve">=</m:t>
+          </m:r>
+          <m:r>
+            <m:t xml:space="preserve">S</m:t>
+          </m:r>
+          <m:d>
+            <m:dPr>
+              <m:begChr m:val="["/>
+              <m:endChr m:val="]"/>
+            </m:dPr>
+            <m:e>
+              <m:sSub>
+                <m:e>
+                  <m:r>
+                    <m:t xml:space="preserve">φ</m:t>
+                  </m:r>
+                </m:e>
+                <m:sub>
+                  <m:r>
+                    <m:t xml:space="preserve">0</m:t>
+                  </m:r>
+                </m:sub>
+              </m:sSub>
+            </m:e>
+          </m:d>
+          <m:r>
+            <m:t xml:space="preserve">+</m:t>
+          </m:r>
+          <m:r>
+            <m:t xml:space="preserve">∫</m:t>
+          </m:r>
+          <m:r>
+            <m:t xml:space="preserve"> </m:t>
+          </m:r>
+          <m:r>
+            <m:t xml:space="preserve">J</m:t>
+          </m:r>
+          <m:r>
+            <m:t xml:space="preserve"> </m:t>
+          </m:r>
+          <m:sSub>
+            <m:e>
+              <m:r>
+                <m:t xml:space="preserve">φ</m:t>
+              </m:r>
+            </m:e>
+            <m:sub>
+              <m:r>
+                <m:t xml:space="preserve">0</m:t>
+              </m:r>
+            </m:sub>
+          </m:sSub>
+          <m:r>
+            <m:t xml:space="preserve">+</m:t>
+          </m:r>
+          <m:f>
+            <m:num>
+              <m:r>
+                <m:t xml:space="preserve">iħ</m:t>
+              </m:r>
+            </m:num>
+            <m:den>
+              <m:r>
+                <m:t xml:space="preserve">2</m:t>
+              </m:r>
+            </m:den>
+          </m:f>
+          <m:r>
+            <m:t xml:space="preserve"> </m:t>
+          </m:r>
+          <m:func>
+            <m:fName>
+              <m:r>
+                <m:t xml:space="preserve">Tr</m:t>
+              </m:r>
+            </m:fName>
+            <m:e>
+              <m:d>
+                <m:dPr>
+                  <m:begChr m:val="["/>
+                  <m:endChr m:val="]"/>
+                </m:dPr>
+                <m:e>
+                  <m:func>
+                    <m:fName>
+                      <m:r>
+                        <m:t xml:space="preserve">log</m:t>
+                      </m:r>
+                    </m:fName>
+                    <m:e>
+                      <m:d>
+                        <m:dPr>
+                          <m:begChr m:val="["/>
+                          <m:endChr m:val="]"/>
+                        </m:dPr>
+                        <m:e>
+                          <m:r>
+                            <m:t xml:space="preserve">S″</m:t>
+                          </m:r>
+                          <m:d>
+                            <m:dPr>
+                              <m:begChr m:val="["/>
+                              <m:endChr m:val="]"/>
+                            </m:dPr>
+                            <m:e>
+                              <m:sSub>
+                                <m:e>
+                                  <m:r>
+                                    <m:t xml:space="preserve">φ</m:t>
+                                  </m:r>
+                                </m:e>
+                                <m:sub>
+                                  <m:r>
+                                    <m:t xml:space="preserve">0</m:t>
+                                  </m:r>
+                                </m:sub>
+                              </m:sSub>
+                            </m:e>
+                          </m:d>
+                        </m:e>
+                      </m:d>
+                    </m:e>
+                  </m:func>
+                </m:e>
+              </m:d>
+            </m:e>
+          </m:func>
+          <m:r>
+            <m:t xml:space="preserve">+</m:t>
+          </m:r>
+          <m:r>
+            <m:t xml:space="preserve">O</m:t>
+          </m:r>
+          <m:d>
+            <m:dPr>
+              <m:begChr m:val="["/>
+              <m:endChr m:val="]"/>
+            </m:dPr>
+            <m:e>
+              <m:sSup>
+                <m:e>
+                  <m:r>
+                    <m:t xml:space="preserve">ħ</m:t>
+                  </m:r>
+                </m:e>
+                <m:sup>
+                  <m:r>
+                    <m:t xml:space="preserve">2</m:t>
+                  </m:r>
+                </m:sup>
+              </m:sSup>
+            </m:e>
+          </m:d>
+        </m:oMath>
+      </m:oMathPara>
+    </w:p>
+    <w:p>
+      <w:r>
+        <w:t>Now Legendre-transform. The mean field φ differs from φ₀ by order ħ, but S + ∫Jφ is stationary at φ₀, so that shift changes W − ∫Jφ only at order ħ². Therefore</w:t>
+      </w:r>
+    </w:p>
+    <w:p>
+      <w:pPr>
+        <w:spacing w:before="100" w:after="160"/>
+        <w:jc w:val="center"/>
+      </w:pPr>
+      <m:oMathPara>
+        <m:oMath>
+          <m:r>
+            <m:t xml:space="preserve">Γ</m:t>
+          </m:r>
+          <m:d>
+            <m:dPr>
+              <m:begChr m:val="["/>
+              <m:endChr m:val="]"/>
+            </m:dPr>
+            <m:e>
+              <m:r>
+                <m:t xml:space="preserve">φ</m:t>
+              </m:r>
+            </m:e>
+          </m:d>
+          <m:r>
+            <m:t xml:space="preserve">=</m:t>
+          </m:r>
+          <m:r>
+            <m:t xml:space="preserve">S</m:t>
+          </m:r>
+          <m:d>
+            <m:dPr>
+              <m:begChr m:val="["/>
+              <m:endChr m:val="]"/>
+            </m:dPr>
+            <m:e>
+              <m:r>
+                <m:t xml:space="preserve">φ</m:t>
+              </m:r>
+            </m:e>
+          </m:d>
+          <m:r>
+            <m:t xml:space="preserve">+</m:t>
+          </m:r>
+          <m:f>
+            <m:num>
+              <m:r>
+                <m:t xml:space="preserve">iħ</m:t>
+              </m:r>
+            </m:num>
+            <m:den>
+              <m:r>
+                <m:t xml:space="preserve">2</m:t>
+              </m:r>
+            </m:den>
+          </m:f>
+          <m:r>
+            <m:t xml:space="preserve"> </m:t>
+          </m:r>
+          <m:func>
+            <m:fName>
+              <m:r>
+                <m:t xml:space="preserve">Tr</m:t>
+              </m:r>
+            </m:fName>
+            <m:e>
+              <m:d>
+                <m:dPr>
+                  <m:begChr m:val="["/>
+                  <m:endChr m:val="]"/>
+                </m:dPr>
+                <m:e>
+                  <m:func>
+                    <m:fName>
+                      <m:r>
+                        <m:t xml:space="preserve">log</m:t>
+                      </m:r>
+                    </m:fName>
+                    <m:e>
+                      <m:d>
+                        <m:dPr>
+                          <m:begChr m:val="["/>
+                          <m:endChr m:val="]"/>
+                        </m:dPr>
+                        <m:e>
+                          <m:r>
+                            <m:t xml:space="preserve">S″</m:t>
+                          </m:r>
+                          <m:d>
+                            <m:dPr>
+                              <m:begChr m:val="["/>
+                              <m:endChr m:val="]"/>
+                            </m:dPr>
+                            <m:e>
+                              <m:r>
+                                <m:t xml:space="preserve">φ</m:t>
+                              </m:r>
+                            </m:e>
+                          </m:d>
+                        </m:e>
+                      </m:d>
+                    </m:e>
+                  </m:func>
+                </m:e>
+              </m:d>
+            </m:e>
+          </m:func>
+          <m:r>
+            <m:t xml:space="preserve">+</m:t>
+          </m:r>
+          <m:r>
+            <m:t xml:space="preserve">O</m:t>
+          </m:r>
+          <m:d>
+            <m:dPr>
+              <m:begChr m:val="["/>
+              <m:endChr m:val="]"/>
+            </m:dPr>
+            <m:e>
+              <m:sSup>
+                <m:e>
+                  <m:r>
+                    <m:t xml:space="preserve">ħ</m:t>
+                  </m:r>
+                </m:e>
+                <m:sup>
+                  <m:r>
+                    <m:t xml:space="preserve">2</m:t>
+                  </m:r>
+                </m:sup>
+              </m:sSup>
+            </m:e>
+          </m:d>
+        </m:oMath>
+      </m:oMathPara>
+    </w:p>
+    <w:p>
+      <w:r>
+        <w:t>The one-loop correction is the logarithm of the determinant of the fluctuation operator, evaluated in the background φ. For a fermion, Lesson 79's Grassmann integral puts det K in the numerator, and the correction is −iħ Tr log K[φ], with the opposite sign and without the ½.</w:t>
+      </w:r>
+    </w:p>
+    <w:p>
+      <w:pPr>
+        <w:pStyle w:val="Heading3"/>
+      </w:pPr>
+      <w:r>
+        <w:t>4.3 Constant fields: the effective potential</w:t>
+      </w:r>
+    </w:p>
+    <w:p>
+      <w:r>
+        <w:t>For a constant φ, translation invariance makes Γ proportional to the spacetime volume VT. Since S = ∫[½(∂φ)² − V(φ)], define V_eff by Γ = −VT·V_eff(φ). For constant φ, S″ = −∂² − V″(φ). Write M² = V″(φ), the mass of a fluctuation in that background. In momentum space,</w:t>
+      </w:r>
+    </w:p>
+    <w:p>
+      <w:pPr>
+        <w:spacing w:before="100" w:after="160"/>
+        <w:jc w:val="center"/>
+      </w:pPr>
+      <m:oMathPara>
+        <m:oMath>
+          <m:f>
+            <m:num>
+              <m:r>
+                <m:t xml:space="preserve">i</m:t>
+              </m:r>
+            </m:num>
+            <m:den>
+              <m:r>
+                <m:t xml:space="preserve">2</m:t>
+              </m:r>
+            </m:den>
+          </m:f>
+          <m:r>
+            <m:t xml:space="preserve"> </m:t>
+          </m:r>
+          <m:func>
+            <m:fName>
+              <m:r>
+                <m:t xml:space="preserve">Tr</m:t>
+              </m:r>
+            </m:fName>
+            <m:e>
+              <m:d>
+                <m:dPr>
+                  <m:begChr m:val="["/>
+                  <m:endChr m:val="]"/>
+                </m:dPr>
+                <m:e>
+                  <m:func>
+                    <m:fName>
+                      <m:r>
+                        <m:t xml:space="preserve">log</m:t>
+                      </m:r>
+                    </m:fName>
+                    <m:e>
+                      <m:d>
+                        <m:dPr>
+                          <m:begChr m:val="["/>
+                          <m:endChr m:val="]"/>
+                        </m:dPr>
+                        <m:e>
+                          <m:r>
+                            <m:t xml:space="preserve">−</m:t>
+                          </m:r>
+                          <m:sSup>
+                            <m:e>
+                              <m:r>
+                                <m:t xml:space="preserve">∂</m:t>
+                              </m:r>
+                            </m:e>
+                            <m:sup>
+                              <m:r>
+                                <m:t xml:space="preserve">2</m:t>
+                              </m:r>
+                            </m:sup>
+                          </m:sSup>
+                          <m:r>
+                            <m:t xml:space="preserve">−</m:t>
+                          </m:r>
+                          <m:sSup>
+                            <m:e>
+                              <m:r>
+                                <m:t xml:space="preserve">M</m:t>
+                              </m:r>
+                            </m:e>
+                            <m:sup>
+                              <m:r>
+                                <m:t xml:space="preserve">2</m:t>
+                              </m:r>
+                            </m:sup>
+                          </m:sSup>
+                        </m:e>
+                      </m:d>
+                    </m:e>
+                  </m:func>
+                </m:e>
+              </m:d>
+            </m:e>
+          </m:func>
+          <m:r>
+            <m:t xml:space="preserve">=</m:t>
+          </m:r>
+          <m:f>
+            <m:num>
+              <m:r>
+                <m:t xml:space="preserve">i</m:t>
+              </m:r>
+            </m:num>
+            <m:den>
+              <m:r>
+                <m:t xml:space="preserve">2</m:t>
+              </m:r>
+            </m:den>
+          </m:f>
+          <m:r>
+            <m:t xml:space="preserve"> </m:t>
+          </m:r>
+          <m:r>
+            <m:t xml:space="preserve">V</m:t>
+          </m:r>
+          <m:r>
+            <m:t xml:space="preserve"> </m:t>
+          </m:r>
+          <m:r>
+            <m:t xml:space="preserve">T</m:t>
+          </m:r>
+          <m:r>
+            <m:t xml:space="preserve"> </m:t>
+          </m:r>
+          <m:r>
+            <m:t xml:space="preserve">∫</m:t>
+          </m:r>
+          <m:r>
+            <m:t xml:space="preserve"> </m:t>
+          </m:r>
+          <m:f>
+            <m:num>
+              <m:sSup>
+                <m:e>
+                  <m:r>
+                    <m:t xml:space="preserve">d</m:t>
+                  </m:r>
+                </m:e>
+                <m:sup>
+                  <m:r>
+                    <m:t xml:space="preserve">4</m:t>
+                  </m:r>
+                </m:sup>
+              </m:sSup>
+              <m:r>
+                <m:t xml:space="preserve">k</m:t>
+              </m:r>
+            </m:num>
+            <m:den>
+              <m:sSup>
+                <m:e>
+                  <m:d>
+                    <m:dPr/>
+                    <m:e>
+                      <m:r>
+                        <m:t xml:space="preserve">2π</m:t>
+                      </m:r>
+                    </m:e>
+                  </m:d>
+                </m:e>
+                <m:sup>
+                  <m:r>
+                    <m:t xml:space="preserve">4</m:t>
+                  </m:r>
+                </m:sup>
+              </m:sSup>
+            </m:den>
+          </m:f>
+          <m:r>
+            <m:t xml:space="preserve"> </m:t>
+          </m:r>
+          <m:func>
+            <m:fName>
+              <m:r>
+                <m:t xml:space="preserve">log</m:t>
+              </m:r>
+            </m:fName>
+            <m:e>
+              <m:d>
+                <m:dPr>
+                  <m:begChr m:val="["/>
+                  <m:endChr m:val="]"/>
+                </m:dPr>
+                <m:e>
+                  <m:sSup>
+                    <m:e>
+                      <m:r>
+                        <m:t xml:space="preserve">k</m:t>
+                      </m:r>
+                    </m:e>
+                    <m:sup>
+                      <m:r>
+                        <m:t xml:space="preserve">2</m:t>
+                      </m:r>
+                    </m:sup>
+                  </m:sSup>
+                  <m:r>
+                    <m:t xml:space="preserve">−</m:t>
+                  </m:r>
+                  <m:sSup>
+                    <m:e>
+                      <m:r>
+                        <m:t xml:space="preserve">M</m:t>
+                      </m:r>
+                    </m:e>
+                    <m:sup>
+                      <m:r>
+                        <m:t xml:space="preserve">2</m:t>
+                      </m:r>
+                    </m:sup>
+                  </m:sSup>
+                  <m:r>
+                    <m:t xml:space="preserve">+</m:t>
+                  </m:r>
+                  <m:r>
+                    <m:t xml:space="preserve">iε</m:t>
+                  </m:r>
+                </m:e>
+              </m:d>
+            </m:e>
+          </m:func>
+        </m:oMath>
+      </m:oMathPara>
+    </w:p>
+    <w:p>
+      <w:r>
+        <w:t>Rotate k⁰ = ik₄, so d⁴k = i d⁴k_E and k² = −k_E². Up to a constant independent of φ,</w:t>
+      </w:r>
+    </w:p>
+    <w:p>
+      <w:pPr>
+        <w:spacing w:before="100" w:after="160"/>
+        <w:jc w:val="center"/>
+      </w:pPr>
+      <m:oMathPara>
+        <m:oMath>
+          <m:sSub>
+            <m:e>
+              <m:r>
+                <m:t xml:space="preserve">V</m:t>
+              </m:r>
+            </m:e>
+            <m:sub>
+              <m:r>
+                <m:t xml:space="preserve">eff</m:t>
+              </m:r>
+            </m:sub>
+          </m:sSub>
+          <m:r>
+            <m:t xml:space="preserve">=</m:t>
+          </m:r>
+          <m:r>
+            <m:t xml:space="preserve">V</m:t>
+          </m:r>
+          <m:d>
+            <m:dPr>
+              <m:begChr m:val="["/>
+              <m:endChr m:val="]"/>
+            </m:dPr>
+            <m:e>
+              <m:r>
+                <m:t xml:space="preserve">φ</m:t>
+              </m:r>
+            </m:e>
+          </m:d>
+          <m:r>
+            <m:t xml:space="preserve">+</m:t>
+          </m:r>
+          <m:r>
+            <m:t xml:space="preserve">½</m:t>
+          </m:r>
+          <m:r>
+            <m:t xml:space="preserve"> </m:t>
+          </m:r>
+          <m:r>
+            <m:t xml:space="preserve">∫</m:t>
+          </m:r>
+          <m:r>
+            <m:t xml:space="preserve"> </m:t>
+          </m:r>
+          <m:f>
+            <m:num>
+              <m:sSup>
+                <m:e>
+                  <m:r>
+                    <m:t xml:space="preserve">d</m:t>
+                  </m:r>
+                </m:e>
+                <m:sup>
+                  <m:r>
+                    <m:t xml:space="preserve">4</m:t>
+                  </m:r>
+                </m:sup>
+              </m:sSup>
+              <m:sSub>
+                <m:e>
+                  <m:r>
+                    <m:t xml:space="preserve">k</m:t>
+                  </m:r>
+                </m:e>
+                <m:sub>
+                  <m:r>
+                    <m:t xml:space="preserve">E</m:t>
+                  </m:r>
+                </m:sub>
+              </m:sSub>
+            </m:num>
+            <m:den>
+              <m:sSup>
+                <m:e>
+                  <m:d>
+                    <m:dPr/>
+                    <m:e>
+                      <m:r>
+                        <m:t xml:space="preserve">2π</m:t>
+                      </m:r>
+                    </m:e>
+                  </m:d>
+                </m:e>
+                <m:sup>
+                  <m:r>
+                    <m:t xml:space="preserve">4</m:t>
+                  </m:r>
+                </m:sup>
+              </m:sSup>
+            </m:den>
+          </m:f>
+          <m:r>
+            <m:t xml:space="preserve"> </m:t>
+          </m:r>
+          <m:func>
+            <m:fName>
+              <m:r>
+                <m:t xml:space="preserve">log</m:t>
+              </m:r>
+            </m:fName>
+            <m:e>
+              <m:d>
+                <m:dPr>
+                  <m:begChr m:val="["/>
+                  <m:endChr m:val="]"/>
+                </m:dPr>
+                <m:e>
+                  <m:sSubSup>
+                    <m:e>
+                      <m:r>
+                        <m:t xml:space="preserve">k</m:t>
+                      </m:r>
+                    </m:e>
+                    <m:sub>
+                      <m:r>
+                        <m:t xml:space="preserve">E</m:t>
+                      </m:r>
+                    </m:sub>
+                    <m:sup>
+                      <m:r>
+                        <m:t xml:space="preserve">2</m:t>
+                      </m:r>
+                    </m:sup>
+                  </m:sSubSup>
+                  <m:r>
+                    <m:t xml:space="preserve">+</m:t>
+                  </m:r>
+                  <m:sSup>
+                    <m:e>
+                      <m:r>
+                        <m:t xml:space="preserve">M</m:t>
+                      </m:r>
+                    </m:e>
+                    <m:sup>
+                      <m:r>
+                        <m:t xml:space="preserve">2</m:t>
+                      </m:r>
+                    </m:sup>
+                  </m:sSup>
+                </m:e>
+              </m:d>
+            </m:e>
+          </m:func>
+        </m:oMath>
+      </m:oMathPara>
+    </w:p>
+    <w:p>
+      <w:r>
+        <w:rPr>
+          <w:b/>
+          <w:i/>
+        </w:rPr>
+        <w:t>Worked example 3</w:t>
+      </w:r>
+    </w:p>
+    <w:p>
+      <w:r>
+        <w:t>Show that the one-loop term is the zero-point energy of the fluctuations, ½Σω_k per unit volume, with ω_k = √(|k|² + M²).</w:t>
+      </w:r>
+    </w:p>
+    <w:p>
+      <w:r>
+        <w:t>Differentiate with respect to M². The one-loop term gives ½∫d⁴k_E/(2π)⁴ 1/(k_E² + M²). Do the k₄ integral first: ∫dk₄/2π 1/(k₄² + ω_k²) = 1/(2ω_k). That leaves ½∫d³k/(2π)³ 1/(2ω_k). Since ∂ω_k/∂M² = 1/(2ω_k), this is the M² derivative of</w:t>
+      </w:r>
+    </w:p>
+    <w:p>
+      <w:pPr>
+        <w:spacing w:before="100" w:after="160"/>
+        <w:jc w:val="center"/>
+      </w:pPr>
+      <m:oMathPara>
+        <m:oMath>
+          <m:sSub>
+            <m:e>
+              <m:r>
+                <m:t xml:space="preserve">V</m:t>
+              </m:r>
+            </m:e>
+            <m:sub>
+              <m:r>
+                <m:t xml:space="preserve">1</m:t>
+              </m:r>
+            </m:sub>
+          </m:sSub>
+          <m:r>
+            <m:t xml:space="preserve">=</m:t>
+          </m:r>
+          <m:r>
+            <m:t xml:space="preserve">∫</m:t>
+          </m:r>
+          <m:r>
+            <m:t xml:space="preserve"> </m:t>
+          </m:r>
+          <m:f>
+            <m:num>
+              <m:sSup>
+                <m:e>
+                  <m:r>
+                    <m:t xml:space="preserve">d</m:t>
+                  </m:r>
+                </m:e>
+                <m:sup>
+                  <m:r>
+                    <m:t xml:space="preserve">3</m:t>
+                  </m:r>
+                </m:sup>
+              </m:sSup>
+              <m:r>
+                <m:t xml:space="preserve">k</m:t>
+              </m:r>
+            </m:num>
+            <m:den>
+              <m:sSup>
+                <m:e>
+                  <m:d>
+                    <m:dPr/>
+                    <m:e>
+                      <m:r>
+                        <m:t xml:space="preserve">2π</m:t>
+                      </m:r>
+                    </m:e>
+                  </m:d>
+                </m:e>
+                <m:sup>
+                  <m:r>
+                    <m:t xml:space="preserve">3</m:t>
+                  </m:r>
+                </m:sup>
+              </m:sSup>
+            </m:den>
+          </m:f>
+          <m:r>
+            <m:t xml:space="preserve"> </m:t>
+          </m:r>
+          <m:f>
+            <m:num>
+              <m:sSub>
+                <m:e>
+                  <m:r>
+                    <m:t xml:space="preserve">ω</m:t>
+                  </m:r>
+                </m:e>
+                <m:sub>
+                  <m:r>
+                    <m:t xml:space="preserve">k</m:t>
+                  </m:r>
+                </m:sub>
+              </m:sSub>
+            </m:num>
+            <m:den>
+              <m:r>
+                <m:t xml:space="preserve">2</m:t>
+              </m:r>
+            </m:den>
+          </m:f>
+        </m:oMath>
+      </m:oMathPara>
+    </w:p>
+    <w:p>
+      <w:r>
+        <w:t>Up to a constant, the one-loop effective potential is the sum of ½ω_k over all modes of the field fluctuating about φ. Lesson 79's oscillator had E₀ = ω/2 from its fluctuation determinant, and this is the same calculation with one oscillator per momentum. The integral diverges like k⁴, k²M², and M⁴ log k. Renormalization (Lesson 66) absorbs the divergences into the constant, mass, and coupling terms of V. The finite remainder depends on φ through M²(φ), and this dependence can move the minimum of V_eff away from the classical one. That is the Coleman–Weinberg mechanism.</w:t>
+      </w:r>
+    </w:p>
+    <w:p>
+      <w:r>
+        <w:t>For a Dirac field, det(p̸ − m) = (p² − m²)² over the four spinor components. Combined with the factor −i in place of i/2, this gives V₁ = −4∫d³k/(2π)³ ω_k/2. The four counts two spin states each for particle and antiparticle. The minus sign is the Fermi sea: filling the negative-energy states lowers the vacuum energy. Lesson 79's closed-loop sign has become a sign in an energy.</w:t>
       </w:r>
     </w:p>
     <w:p>
@@ -660,7 +2802,645 @@
         <w:pStyle w:val="Heading2"/>
       </w:pPr>
       <w:r>
-        <w:t>Connections to QED</w:t>
+        <w:t>5 The QED effective action for the photon</w:t>
+      </w:r>
+    </w:p>
+    <w:p>
+      <w:pPr>
+        <w:pStyle w:val="Heading3"/>
+      </w:pPr>
+      <w:r>
+        <w:t>5.1 Integrating out the electron</w:t>
+      </w:r>
+    </w:p>
+    <w:p>
+      <w:r>
+        <w:t>Hold the photon field A fixed and do the electron integral exactly. It is Gaussian, with kinetic operator K[A] = i∂̸ + eA̸ − m, from the covariant derivative D_μ = ∂_μ + iqA_μ with q = −e. The result is</w:t>
+      </w:r>
+    </w:p>
+    <w:p>
+      <w:pPr>
+        <w:spacing w:before="100" w:after="160"/>
+        <w:jc w:val="center"/>
+      </w:pPr>
+      <m:oMathPara>
+        <m:oMath>
+          <m:r>
+            <m:t xml:space="preserve">Γ</m:t>
+          </m:r>
+          <m:d>
+            <m:dPr>
+              <m:begChr m:val="["/>
+              <m:endChr m:val="]"/>
+            </m:dPr>
+            <m:e>
+              <m:r>
+                <m:t xml:space="preserve">A</m:t>
+              </m:r>
+            </m:e>
+          </m:d>
+          <m:r>
+            <m:t xml:space="preserve">=</m:t>
+          </m:r>
+          <m:sSub>
+            <m:e>
+              <m:r>
+                <m:t xml:space="preserve">S</m:t>
+              </m:r>
+            </m:e>
+            <m:sub>
+              <m:r>
+                <m:t xml:space="preserve">Maxwell</m:t>
+              </m:r>
+            </m:sub>
+          </m:sSub>
+          <m:d>
+            <m:dPr>
+              <m:begChr m:val="["/>
+              <m:endChr m:val="]"/>
+            </m:dPr>
+            <m:e>
+              <m:r>
+                <m:t xml:space="preserve">A</m:t>
+              </m:r>
+            </m:e>
+          </m:d>
+          <m:r>
+            <m:t xml:space="preserve">−</m:t>
+          </m:r>
+          <m:r>
+            <m:t xml:space="preserve">i</m:t>
+          </m:r>
+          <m:r>
+            <m:t xml:space="preserve"> </m:t>
+          </m:r>
+          <m:func>
+            <m:fName>
+              <m:r>
+                <m:t xml:space="preserve">Tr</m:t>
+              </m:r>
+            </m:fName>
+            <m:e>
+              <m:d>
+                <m:dPr>
+                  <m:begChr m:val="["/>
+                  <m:endChr m:val="]"/>
+                </m:dPr>
+                <m:e>
+                  <m:func>
+                    <m:fName>
+                      <m:r>
+                        <m:t xml:space="preserve">log</m:t>
+                      </m:r>
+                    </m:fName>
+                    <m:e>
+                      <m:d>
+                        <m:dPr>
+                          <m:begChr m:val="["/>
+                          <m:endChr m:val="]"/>
+                        </m:dPr>
+                        <m:e>
+                          <m:r>
+                            <m:t xml:space="preserve">i</m:t>
+                          </m:r>
+                          <m:r>
+                            <m:t xml:space="preserve"> </m:t>
+                          </m:r>
+                          <m:acc>
+                            <m:accPr>
+                              <m:chr m:val="/"/>
+                            </m:accPr>
+                            <m:e>
+                              <m:r>
+                                <m:t xml:space="preserve">∂</m:t>
+                              </m:r>
+                            </m:e>
+                          </m:acc>
+                          <m:r>
+                            <m:t xml:space="preserve">+</m:t>
+                          </m:r>
+                          <m:r>
+                            <m:t xml:space="preserve">e</m:t>
+                          </m:r>
+                          <m:r>
+                            <m:t xml:space="preserve"> </m:t>
+                          </m:r>
+                          <m:acc>
+                            <m:accPr>
+                              <m:chr m:val="/"/>
+                            </m:accPr>
+                            <m:e>
+                              <m:r>
+                                <m:t xml:space="preserve">A</m:t>
+                              </m:r>
+                            </m:e>
+                          </m:acc>
+                          <m:r>
+                            <m:t xml:space="preserve">−</m:t>
+                          </m:r>
+                          <m:r>
+                            <m:t xml:space="preserve">m</m:t>
+                          </m:r>
+                        </m:e>
+                      </m:d>
+                    </m:e>
+                  </m:func>
+                </m:e>
+              </m:d>
+            </m:e>
+          </m:func>
+        </m:oMath>
+      </m:oMathPara>
+    </w:p>
+    <w:p>
+      <w:r>
+        <w:t>at one electron loop. Expanding the logarithm in powers of eA̸ produces closed electron loops with any number of photon legs attached. Furry's theorem (Lesson 62) removes the odd numbers. Gauge invariance makes the result a functional of F_{μν} alone.</w:t>
+      </w:r>
+    </w:p>
+    <w:p>
+      <w:pPr>
+        <w:pStyle w:val="Heading3"/>
+      </w:pPr>
+      <w:r>
+        <w:t>5.2 Quadratic order: vacuum polarization</w:t>
+      </w:r>
+    </w:p>
+    <w:p>
+      <w:r>
+        <w:t>The term with two photon legs is the one-loop vacuum polarization of Lesson 68. In momentum space, the photon part of Γ becomes</w:t>
+      </w:r>
+    </w:p>
+    <w:p>
+      <w:pPr>
+        <w:spacing w:before="100" w:after="160"/>
+        <w:jc w:val="center"/>
+      </w:pPr>
+      <m:oMathPara>
+        <m:oMath>
+          <m:sSub>
+            <m:e>
+              <m:r>
+                <m:t xml:space="preserve">Γ</m:t>
+              </m:r>
+            </m:e>
+            <m:sub>
+              <m:r>
+                <m:t xml:space="preserve">2</m:t>
+              </m:r>
+            </m:sub>
+          </m:sSub>
+          <m:d>
+            <m:dPr>
+              <m:begChr m:val="["/>
+              <m:endChr m:val="]"/>
+            </m:dPr>
+            <m:e>
+              <m:r>
+                <m:t xml:space="preserve">A</m:t>
+              </m:r>
+            </m:e>
+          </m:d>
+          <m:r>
+            <m:t xml:space="preserve">=</m:t>
+          </m:r>
+          <m:r>
+            <m:t xml:space="preserve">−</m:t>
+          </m:r>
+          <m:r>
+            <m:t xml:space="preserve">¼</m:t>
+          </m:r>
+          <m:r>
+            <m:t xml:space="preserve"> </m:t>
+          </m:r>
+          <m:r>
+            <m:t xml:space="preserve">∫</m:t>
+          </m:r>
+          <m:r>
+            <m:t xml:space="preserve"> </m:t>
+          </m:r>
+          <m:f>
+            <m:num>
+              <m:sSup>
+                <m:e>
+                  <m:r>
+                    <m:t xml:space="preserve">d</m:t>
+                  </m:r>
+                </m:e>
+                <m:sup>
+                  <m:r>
+                    <m:t xml:space="preserve">4</m:t>
+                  </m:r>
+                </m:sup>
+              </m:sSup>
+              <m:r>
+                <m:t xml:space="preserve">q</m:t>
+              </m:r>
+            </m:num>
+            <m:den>
+              <m:sSup>
+                <m:e>
+                  <m:d>
+                    <m:dPr/>
+                    <m:e>
+                      <m:r>
+                        <m:t xml:space="preserve">2π</m:t>
+                      </m:r>
+                    </m:e>
+                  </m:d>
+                </m:e>
+                <m:sup>
+                  <m:r>
+                    <m:t xml:space="preserve">4</m:t>
+                  </m:r>
+                </m:sup>
+              </m:sSup>
+            </m:den>
+          </m:f>
+          <m:r>
+            <m:t xml:space="preserve"> </m:t>
+          </m:r>
+          <m:sSub>
+            <m:e>
+              <m:r>
+                <m:t xml:space="preserve">F̃</m:t>
+              </m:r>
+            </m:e>
+            <m:sub>
+              <m:r>
+                <m:t xml:space="preserve">μν</m:t>
+              </m:r>
+            </m:sub>
+          </m:sSub>
+          <m:d>
+            <m:dPr>
+              <m:begChr m:val="["/>
+              <m:endChr m:val="]"/>
+            </m:dPr>
+            <m:e>
+              <m:r>
+                <m:t xml:space="preserve">−</m:t>
+              </m:r>
+              <m:r>
+                <m:t xml:space="preserve">q</m:t>
+              </m:r>
+            </m:e>
+          </m:d>
+          <m:r>
+            <m:t xml:space="preserve"> </m:t>
+          </m:r>
+          <m:d>
+            <m:dPr>
+              <m:begChr m:val="["/>
+              <m:endChr m:val="]"/>
+            </m:dPr>
+            <m:e>
+              <m:r>
+                <m:t xml:space="preserve">1</m:t>
+              </m:r>
+              <m:r>
+                <m:t xml:space="preserve">−</m:t>
+              </m:r>
+              <m:r>
+                <m:t xml:space="preserve">Π̂</m:t>
+              </m:r>
+              <m:d>
+                <m:dPr>
+                  <m:begChr m:val="["/>
+                  <m:endChr m:val="]"/>
+                </m:dPr>
+                <m:e>
+                  <m:sSup>
+                    <m:e>
+                      <m:r>
+                        <m:t xml:space="preserve">q</m:t>
+                      </m:r>
+                    </m:e>
+                    <m:sup>
+                      <m:r>
+                        <m:t xml:space="preserve">2</m:t>
+                      </m:r>
+                    </m:sup>
+                  </m:sSup>
+                </m:e>
+              </m:d>
+            </m:e>
+          </m:d>
+          <m:r>
+            <m:t xml:space="preserve"> </m:t>
+          </m:r>
+          <m:sSup>
+            <m:e>
+              <m:r>
+                <m:t xml:space="preserve">F̃</m:t>
+              </m:r>
+            </m:e>
+            <m:sup>
+              <m:r>
+                <m:t xml:space="preserve">μν</m:t>
+              </m:r>
+            </m:sup>
+          </m:sSup>
+          <m:d>
+            <m:dPr>
+              <m:begChr m:val="["/>
+              <m:endChr m:val="]"/>
+            </m:dPr>
+            <m:e>
+              <m:r>
+                <m:t xml:space="preserve">q</m:t>
+              </m:r>
+            </m:e>
+          </m:d>
+        </m:oMath>
+      </m:oMathPara>
+    </w:p>
+    <w:p>
+      <w:r>
+        <w:t>after the charge is renormalized so that Π̂(0) = 0. The running charge of Lesson 68 is this momentum-dependent coefficient of the Maxwell term. At low momentum, Π̂(q²) ≈ −(α/15π)q²/m², which is Lesson 77's (α/15π)Q²/m² for spacelike q² = −Q². It gives a local term (α/60πm²)F_{μν}∂²F^{μν} in the effective Lagrangian. That is the Uehling term of Lesson 77, now written as a correction to the classical action.</w:t>
+      </w:r>
+    </w:p>
+    <w:p>
+      <w:pPr>
+        <w:pStyle w:val="Heading3"/>
+      </w:pPr>
+      <w:r>
+        <w:t>5.3 Quartic order: light scatters light</w:t>
+      </w:r>
+    </w:p>
+    <w:p>
+      <w:r>
+        <w:t>For fields that vary slowly on the scale of the Compton wavelength 1/m, the four-photon terms can be written as a local Lagrangian. Euler and Heisenberg found it in 1936:</w:t>
+      </w:r>
+    </w:p>
+    <w:p>
+      <w:pPr>
+        <w:spacing w:before="100" w:after="160"/>
+        <w:jc w:val="center"/>
+      </w:pPr>
+      <m:oMathPara>
+        <m:oMath>
+          <m:sSub>
+            <m:e>
+              <m:r>
+                <m:t xml:space="preserve">ℒ</m:t>
+              </m:r>
+            </m:e>
+            <m:sub>
+              <m:r>
+                <m:t xml:space="preserve">eff</m:t>
+              </m:r>
+            </m:sub>
+          </m:sSub>
+          <m:r>
+            <m:t xml:space="preserve">=</m:t>
+          </m:r>
+          <m:r>
+            <m:t xml:space="preserve">½</m:t>
+          </m:r>
+          <m:r>
+            <m:t xml:space="preserve"> </m:t>
+          </m:r>
+          <m:d>
+            <m:dPr>
+              <m:begChr m:val="["/>
+              <m:endChr m:val="]"/>
+            </m:dPr>
+            <m:e>
+              <m:sSup>
+                <m:e>
+                  <m:r>
+                    <m:t xml:space="preserve">E</m:t>
+                  </m:r>
+                </m:e>
+                <m:sup>
+                  <m:r>
+                    <m:t xml:space="preserve">2</m:t>
+                  </m:r>
+                </m:sup>
+              </m:sSup>
+              <m:r>
+                <m:t xml:space="preserve">−</m:t>
+              </m:r>
+              <m:sSup>
+                <m:e>
+                  <m:r>
+                    <m:t xml:space="preserve">B</m:t>
+                  </m:r>
+                </m:e>
+                <m:sup>
+                  <m:r>
+                    <m:t xml:space="preserve">2</m:t>
+                  </m:r>
+                </m:sup>
+              </m:sSup>
+            </m:e>
+          </m:d>
+          <m:r>
+            <m:t xml:space="preserve">+</m:t>
+          </m:r>
+          <m:f>
+            <m:num>
+              <m:sSup>
+                <m:e>
+                  <m:r>
+                    <m:t xml:space="preserve">2α</m:t>
+                  </m:r>
+                </m:e>
+                <m:sup>
+                  <m:r>
+                    <m:t xml:space="preserve">2</m:t>
+                  </m:r>
+                </m:sup>
+              </m:sSup>
+            </m:num>
+            <m:den>
+              <m:sSup>
+                <m:e>
+                  <m:r>
+                    <m:t xml:space="preserve">45m</m:t>
+                  </m:r>
+                </m:e>
+                <m:sup>
+                  <m:r>
+                    <m:t xml:space="preserve">4</m:t>
+                  </m:r>
+                </m:sup>
+              </m:sSup>
+            </m:den>
+          </m:f>
+          <m:r>
+            <m:t xml:space="preserve"> </m:t>
+          </m:r>
+          <m:d>
+            <m:dPr>
+              <m:begChr m:val="["/>
+              <m:endChr m:val="]"/>
+            </m:dPr>
+            <m:e>
+              <m:sSup>
+                <m:e>
+                  <m:d>
+                    <m:dPr>
+                      <m:begChr m:val="["/>
+                      <m:endChr m:val="]"/>
+                    </m:dPr>
+                    <m:e>
+                      <m:sSup>
+                        <m:e>
+                          <m:r>
+                            <m:t xml:space="preserve">E</m:t>
+                          </m:r>
+                        </m:e>
+                        <m:sup>
+                          <m:r>
+                            <m:t xml:space="preserve">2</m:t>
+                          </m:r>
+                        </m:sup>
+                      </m:sSup>
+                      <m:r>
+                        <m:t xml:space="preserve">−</m:t>
+                      </m:r>
+                      <m:sSup>
+                        <m:e>
+                          <m:r>
+                            <m:t xml:space="preserve">B</m:t>
+                          </m:r>
+                        </m:e>
+                        <m:sup>
+                          <m:r>
+                            <m:t xml:space="preserve">2</m:t>
+                          </m:r>
+                        </m:sup>
+                      </m:sSup>
+                    </m:e>
+                  </m:d>
+                </m:e>
+                <m:sup>
+                  <m:r>
+                    <m:t xml:space="preserve">2</m:t>
+                  </m:r>
+                </m:sup>
+              </m:sSup>
+              <m:r>
+                <m:t xml:space="preserve">+</m:t>
+              </m:r>
+              <m:r>
+                <m:t xml:space="preserve">7</m:t>
+              </m:r>
+              <m:r>
+                <m:t xml:space="preserve"> </m:t>
+              </m:r>
+              <m:sSup>
+                <m:e>
+                  <m:d>
+                    <m:dPr/>
+                    <m:e>
+                      <m:r>
+                        <m:t xml:space="preserve">E</m:t>
+                      </m:r>
+                      <m:r>
+                        <m:t xml:space="preserve">·</m:t>
+                      </m:r>
+                      <m:r>
+                        <m:t xml:space="preserve">B</m:t>
+                      </m:r>
+                    </m:e>
+                  </m:d>
+                </m:e>
+                <m:sup>
+                  <m:r>
+                    <m:t xml:space="preserve">2</m:t>
+                  </m:r>
+                </m:sup>
+              </m:sSup>
+            </m:e>
+          </m:d>
+          <m:r>
+            <m:t xml:space="preserve">+</m:t>
+          </m:r>
+          <m:r>
+            <m:t xml:space="preserve">⋯</m:t>
+          </m:r>
+        </m:oMath>
+      </m:oMathPara>
+    </w:p>
+    <w:p>
+      <w:r>
+        <w:t>in Heaviside–Lorentz units. Classical electrodynamics is linear, so two light beams pass through each other. This term is not linear. Virtual electron pairs make the vacuum a nonlinear optical medium, so light can scatter off light.</w:t>
+      </w:r>
+    </w:p>
+    <w:p>
+      <w:r>
+        <w:rPr>
+          <w:b/>
+          <w:i/>
+        </w:rPr>
+        <w:t>Worked example 4</w:t>
+      </w:r>
+    </w:p>
+    <w:p>
+      <w:r>
+        <w:t>How large is the Euler–Heisenberg term compared with the Maxwell term for an intense laser with E = 10¹⁴ V/m?</w:t>
+      </w:r>
+    </w:p>
+    <w:p>
+      <w:r>
+        <w:t>The ratio for a pure electric field is (2α²/45m⁴)E⁴/(½E²) = (4α²/45)E²/m⁴. Write eE/m² = E/E_c, where E_c = m²c³/(eħ) = 1.32×10¹⁸ V/m is the field that does work mc² on an electron over one Compton wavelength. Then E²/m⁴ = (E/E_c)²/e², with e² = 4πα. So the ratio is (α/45π)(E/E_c)². For E = 10¹⁴ V/m, E/E_c = 7.6×10⁻⁵, and the ratio is 5.2×10⁻⁵ × 5.7×10⁻⁹ ≈ 3×10⁻¹³. Even the strongest lasers barely disturb the linearity of the vacuum. The effect has been seen in collisions of lead nuclei at the LHC, whose Coulomb fields briefly exceed E_c. ATLAS reported evidence for γγ → γγ there in 2017 and an observation in 2019, and CMS reported evidence in 2019. Near E_c the expansion fails, and Lesson 85 shows that Γ[A] then acquires an imaginary part: the vacuum decays into pairs.</w:t>
+      </w:r>
+    </w:p>
+    <w:p>
+      <w:pPr>
+        <w:pStyle w:val="Heading2"/>
+      </w:pPr>
+      <w:r>
+        <w:t>6 Symmetry and the vacuum</w:t>
+      </w:r>
+    </w:p>
+    <w:p>
+      <w:pPr>
+        <w:pStyle w:val="Heading3"/>
+      </w:pPr>
+      <w:r>
+        <w:t>6.1 Tadpoles</w:t>
+      </w:r>
+    </w:p>
+    <w:p>
+      <w:r>
+        <w:t>Section 2.1 says δΓ/δφ = 0 at the vacuum. The first derivative of Γ is the 1PI one-point function, the tadpole. If the tadpole is not zero at the assumed vacuum, that vacuum is wrong, and the field must be shifted until it is. In QED the photon tadpole vanishes by Furry's theorem, so A = 0 is the vacuum. In the Higgs sector of Lesson 86, the condition fixes the vacuum expectation value, order by order in loops.</w:t>
+      </w:r>
+    </w:p>
+    <w:p>
+      <w:pPr>
+        <w:pStyle w:val="Heading3"/>
+      </w:pPr>
+      <w:r>
+        <w:t>6.2 Symmetries carry over</w:t>
+      </w:r>
+    </w:p>
+    <w:p>
+      <w:r>
+        <w:t>If S and the measure are invariant under a linear transformation of the fields, then so is Γ. Gauge invariance therefore constrains Γ directly. Lesson 71's Ward–Takahashi identity, q_μΓ^μ(p + q, p) = S′⁻¹(p + q) − S′⁻¹(p), is a relation between Γ⁽³⁾ and Γ⁽²⁾ of the electron. Its consequence Z₁ = Z₂ is the reason the electric charge is renormalized only by the photon's Γ⁽²⁾, Section 3.1. Lesson 82 derives such identities from a change of variables in the path integral.</w:t>
+      </w:r>
+    </w:p>
+    <w:p>
+      <w:pPr>
+        <w:pStyle w:val="Heading2"/>
+      </w:pPr>
+      <w:r>
+        <w:t>7 What this lesson has not done</w:t>
+      </w:r>
+    </w:p>
+    <w:p>
+      <w:r>
+        <w:t>It assumed that the relation between φ and J can be inverted, which holds in perturbation theory near the vacuum. Beyond it, the true effective potential is convex, and the loop-expanded one need not be. The lesson did not resolve that subtlety. It derived the one-loop formula but did not compute two-loop terms. It quoted the Euler–Heisenberg Lagrangian and the low-momentum form of Π̂ rather than deriving them from Tr log, and it did not renormalize the effective potential explicitly. The LHC observations were quoted.</w:t>
+      </w:r>
+    </w:p>
+    <w:p>
+      <w:pPr>
+        <w:pStyle w:val="Heading2"/>
+      </w:pPr>
+      <w:r>
+        <w:t>8 Connections to QED</w:t>
       </w:r>
     </w:p>
     <w:tbl>
@@ -717,7 +3497,7 @@
                 <w:b/>
                 <w:color w:val="FFFFFF"/>
               </w:rPr>
-              <w:t>Where it is used</w:t>
+              <w:t>Where it is used next</w:t>
             </w:r>
           </w:p>
         </w:tc>
@@ -736,7 +3516,7 @@
           </w:tcPr>
           <w:p>
             <w:r>
-              <w:t>Γ=W−∫Jφ_cl</w:t>
+              <w:t>Γ = W − ∫Jφ, δΓ/δφ = −J</w:t>
             </w:r>
           </w:p>
         </w:tc>
@@ -753,7 +3533,7 @@
           </w:tcPr>
           <w:p>
             <w:r>
-              <w:t>1PI organization of loops</w:t>
+              <w:t>Schwinger–Dyson equations, Lesson 82</w:t>
             </w:r>
           </w:p>
         </w:tc>
@@ -773,7 +3553,7 @@
           </w:tcPr>
           <w:p>
             <w:r>
-              <w:t>δΓ/δφ=−J</w:t>
+              <w:t>Γ⁽²⁾ = iG⁻¹ = K − Σ</w:t>
             </w:r>
           </w:p>
         </w:tc>
@@ -791,7 +3571,7 @@
           </w:tcPr>
           <w:p>
             <w:r>
-              <w:t>Quantum equation of motion</w:t>
+              <w:t>Lessons 67 and 68 restated; renormalization conditions</w:t>
             </w:r>
           </w:p>
         </w:tc>
@@ -810,7 +3590,7 @@
           </w:tcPr>
           <w:p>
             <w:r>
-              <w:t>Γ''=(full propagator)⁻¹</w:t>
+              <w:t>Correlators are trees of Γ vertices</w:t>
             </w:r>
           </w:p>
         </w:tc>
@@ -827,7 +3607,155 @@
           </w:tcPr>
           <w:p>
             <w:r>
-              <w:t>Lesson 67's S_F′</w:t>
+              <w:t>Why only 1PI pieces are renormalized</w:t>
+            </w:r>
+          </w:p>
+        </w:tc>
+      </w:tr>
+      <w:tr>
+        <w:tc>
+          <w:tcPr>
+            <w:tcW w:type="dxa" w:w="3264"/>
+            <w:vAlign w:val="center"/>
+            <w:shd w:fill="EAF2F8"/>
+            <w:tcMar>
+              <w:top w:w="100" w:type="dxa"/>
+              <w:start w:w="100" w:type="dxa"/>
+              <w:bottom w:w="100" w:type="dxa"/>
+              <w:end w:w="100" w:type="dxa"/>
+            </w:tcMar>
+          </w:tcPr>
+          <w:p>
+            <w:r>
+              <w:t>Γ = S + (iħ/2)Tr log S″</w:t>
+            </w:r>
+          </w:p>
+        </w:tc>
+        <w:tc>
+          <w:tcPr>
+            <w:tcW w:type="dxa" w:w="6528"/>
+            <w:vAlign w:val="center"/>
+            <w:shd w:fill="EAF2F8"/>
+            <w:tcMar>
+              <w:top w:w="100" w:type="dxa"/>
+              <w:start w:w="100" w:type="dxa"/>
+              <w:bottom w:w="100" w:type="dxa"/>
+              <w:end w:w="100" w:type="dxa"/>
+            </w:tcMar>
+          </w:tcPr>
+          <w:p>
+            <w:r>
+              <w:t>Thermal effective potential, Lesson 84</w:t>
+            </w:r>
+          </w:p>
+        </w:tc>
+      </w:tr>
+      <w:tr>
+        <w:tc>
+          <w:tcPr>
+            <w:tcW w:type="dxa" w:w="3264"/>
+            <w:vAlign w:val="center"/>
+            <w:tcMar>
+              <w:top w:w="100" w:type="dxa"/>
+              <w:start w:w="100" w:type="dxa"/>
+              <w:bottom w:w="100" w:type="dxa"/>
+              <w:end w:w="100" w:type="dxa"/>
+            </w:tcMar>
+          </w:tcPr>
+          <w:p>
+            <w:r>
+              <w:t>V₁ = Σω/2, fermions −4Σω/2</w:t>
+            </w:r>
+          </w:p>
+        </w:tc>
+        <w:tc>
+          <w:tcPr>
+            <w:tcW w:type="dxa" w:w="6528"/>
+            <w:vAlign w:val="center"/>
+            <w:tcMar>
+              <w:top w:w="100" w:type="dxa"/>
+              <w:start w:w="100" w:type="dxa"/>
+              <w:bottom w:w="100" w:type="dxa"/>
+              <w:end w:w="100" w:type="dxa"/>
+            </w:tcMar>
+          </w:tcPr>
+          <w:p>
+            <w:r>
+              <w:t>Vacuum energy; Higgs potential, Lesson 86</w:t>
+            </w:r>
+          </w:p>
+        </w:tc>
+      </w:tr>
+      <w:tr>
+        <w:tc>
+          <w:tcPr>
+            <w:tcW w:type="dxa" w:w="3264"/>
+            <w:vAlign w:val="center"/>
+            <w:shd w:fill="EAF2F8"/>
+            <w:tcMar>
+              <w:top w:w="100" w:type="dxa"/>
+              <w:start w:w="100" w:type="dxa"/>
+              <w:bottom w:w="100" w:type="dxa"/>
+              <w:end w:w="100" w:type="dxa"/>
+            </w:tcMar>
+          </w:tcPr>
+          <w:p>
+            <w:r>
+              <w:t>Γ[A] = S_Maxwell − i Tr log K[A]</w:t>
+            </w:r>
+          </w:p>
+        </w:tc>
+        <w:tc>
+          <w:tcPr>
+            <w:tcW w:type="dxa" w:w="6528"/>
+            <w:vAlign w:val="center"/>
+            <w:shd w:fill="EAF2F8"/>
+            <w:tcMar>
+              <w:top w:w="100" w:type="dxa"/>
+              <w:start w:w="100" w:type="dxa"/>
+              <w:bottom w:w="100" w:type="dxa"/>
+              <w:end w:w="100" w:type="dxa"/>
+            </w:tcMar>
+          </w:tcPr>
+          <w:p>
+            <w:r>
+              <w:t>Schwinger pair production, Lesson 85</w:t>
+            </w:r>
+          </w:p>
+        </w:tc>
+      </w:tr>
+      <w:tr>
+        <w:tc>
+          <w:tcPr>
+            <w:tcW w:type="dxa" w:w="3264"/>
+            <w:vAlign w:val="center"/>
+            <w:tcMar>
+              <w:top w:w="100" w:type="dxa"/>
+              <w:start w:w="100" w:type="dxa"/>
+              <w:bottom w:w="100" w:type="dxa"/>
+              <w:end w:w="100" w:type="dxa"/>
+            </w:tcMar>
+          </w:tcPr>
+          <w:p>
+            <w:r>
+              <w:t>Euler–Heisenberg term</w:t>
+            </w:r>
+          </w:p>
+        </w:tc>
+        <w:tc>
+          <w:tcPr>
+            <w:tcW w:type="dxa" w:w="6528"/>
+            <w:vAlign w:val="center"/>
+            <w:tcMar>
+              <w:top w:w="100" w:type="dxa"/>
+              <w:start w:w="100" w:type="dxa"/>
+              <w:bottom w:w="100" w:type="dxa"/>
+              <w:end w:w="100" w:type="dxa"/>
+            </w:tcMar>
+          </w:tcPr>
+          <w:p>
+            <w:r>
+              <w:t>Light-by-light scattering; strong fields, Lesson 85</w:t>
             </w:r>
           </w:p>
         </w:tc>
@@ -838,7 +3766,7 @@
         <w:pStyle w:val="Heading2"/>
       </w:pPr>
       <w:r>
-        <w:t>Summary</w:t>
+        <w:t>9 Summary</w:t>
       </w:r>
     </w:p>
     <w:p>
@@ -850,7 +3778,7 @@
         </w:numPr>
       </w:pPr>
       <w:r>
-        <w:t>Γ is the Legendre transform of W.</w:t>
+        <w:t>Γ[φ] = W[J] − ∫Jφ is the Legendre transform of W, and δΓ/δφ = −J. The vacuum is a stationary point of Γ.</w:t>
       </w:r>
     </w:p>
     <w:p>
@@ -862,7 +3790,7 @@
         </w:numPr>
       </w:pPr>
       <w:r>
-        <w:t>δΓ/δφ_cl=−J; the vacuum is a stationary point of Γ.</w:t>
+        <w:t>For a free field, Γ = S exactly.</w:t>
       </w:r>
     </w:p>
     <w:p>
@@ -874,7 +3802,7 @@
         </w:numPr>
       </w:pPr>
       <w:r>
-        <w:t>Vertices of Γ are 1PI.</w:t>
+        <w:t>Γ⁽²⁾ = iG⁻¹ = K − Σ. The self-energy appears directly, and the physical mass is the zero of Γ⁽²⁾.</w:t>
       </w:r>
     </w:p>
     <w:p>
@@ -886,7 +3814,7 @@
         </w:numPr>
       </w:pPr>
       <w:r>
-        <w:t>Γ'' is the inverse of the full connected propagator.</w:t>
+        <w:t>Higher derivatives of Γ are the amputated 1PI vertices. Every connected correlator is a tree built from them.</w:t>
       </w:r>
     </w:p>
     <w:p>
@@ -898,7 +3826,43 @@
         </w:numPr>
       </w:pPr>
       <w:r>
-        <w:t>Renormalization conditions are statements about the low-momentum expansion of Γ.</w:t>
+        <w:t>Each loop costs one power of ħ. To one loop, Γ = S + (iħ/2)Tr log S″, and for fermions the term is −iħ Tr log K.</w:t>
+      </w:r>
+    </w:p>
+    <w:p>
+      <w:pPr>
+        <w:pStyle w:val="ListNumber"/>
+        <w:numPr>
+          <w:ilvl w:val="0"/>
+          <w:numId w:val="10"/>
+        </w:numPr>
+      </w:pPr>
+      <w:r>
+        <w:t>For constant fields, the one-loop effective potential is the zero-point energy Σω_k/2 of the fluctuations, and −4Σω_k/2 for a Dirac fermion.</w:t>
+      </w:r>
+    </w:p>
+    <w:p>
+      <w:pPr>
+        <w:pStyle w:val="ListNumber"/>
+        <w:numPr>
+          <w:ilvl w:val="0"/>
+          <w:numId w:val="10"/>
+        </w:numPr>
+      </w:pPr>
+      <w:r>
+        <w:t>Integrating out the electron gives Γ[A]. Its quadratic term is vacuum polarization and the running charge. Its quartic term is the Euler–Heisenberg Lagrangian, a ratio (α/45π)(E/E_c)² to Maxwell.</w:t>
+      </w:r>
+    </w:p>
+    <w:p>
+      <w:pPr>
+        <w:pStyle w:val="ListNumber"/>
+        <w:numPr>
+          <w:ilvl w:val="0"/>
+          <w:numId w:val="10"/>
+        </w:numPr>
+      </w:pPr>
+      <w:r>
+        <w:t>Symmetries of S and the measure are symmetries of Γ. Ward identities are relations among its vertices.</w:t>
       </w:r>
     </w:p>
     <w:p>
@@ -999,7 +3963,7 @@
           </w:tcPr>
           <w:p>
             <w:r>
-              <w:t>Write Γ[φ_cl] as a Legendre transform.</w:t>
+              <w:t>Derive δΓ/δφ = −J, showing which terms cancel.</w:t>
             </w:r>
           </w:p>
         </w:tc>
@@ -1037,7 +4001,7 @@
           </w:tcPr>
           <w:p>
             <w:r>
-              <w:t>Derive δΓ/δφ_cl=−J.</w:t>
+              <w:t>Compute Γ₀ for the free scalar and confirm Γ₀ = S₀.</w:t>
             </w:r>
           </w:p>
         </w:tc>
@@ -1073,7 +4037,7 @@
           </w:tcPr>
           <w:p>
             <w:r>
-              <w:t>Show Γ_free=−½∫φ Δ⁻¹ φ.</w:t>
+              <w:t>Do the Legendre transform for a single variable with W(j) = j²/2a, and find Γ(φ).</w:t>
             </w:r>
           </w:p>
         </w:tc>
@@ -1111,7 +4075,7 @@
           </w:tcPr>
           <w:p>
             <w:r>
-              <w:t>Define 1PI in one sentence.</w:t>
+              <w:t>Derive Γ⁽²⁾ = iG⁻¹ from δφ/δφ = 1.</w:t>
             </w:r>
           </w:p>
         </w:tc>
@@ -1147,7 +4111,7 @@
           </w:tcPr>
           <w:p>
             <w:r>
-              <w:t>Why does the Legendre transform amputate external full propagators?</w:t>
+              <w:t>Using the chain G = D + D(−iΣ)D + ⋯, show that iG⁻¹ = K − Σ.</w:t>
             </w:r>
           </w:p>
         </w:tc>
@@ -1185,7 +4149,7 @@
           </w:tcPr>
           <w:p>
             <w:r>
-              <w:t>Relate Γ'' to S_F′.</w:t>
+              <w:t>For the electron, write the condition for the physical mass as a zero of Γ⁽²⁾, and connect it to Lesson 67, Section 3.1.</w:t>
             </w:r>
           </w:p>
         </w:tc>
@@ -1221,7 +4185,7 @@
           </w:tcPr>
           <w:p>
             <w:r>
-              <w:t>Translate m=m₀+A(m₀²) into a statement about Γ''.</w:t>
+              <w:t>Derive W⁽³⁾ = W⁽²⁾W⁽²⁾W⁽²⁾Γ⁽³⁾.</w:t>
             </w:r>
           </w:p>
         </w:tc>
@@ -1259,7 +4223,7 @@
           </w:tcPr>
           <w:p>
             <w:r>
-              <w:t>What is the quantum equation of motion at J=0?</w:t>
+              <w:t>Draw the trees that make up the connected four-point function in terms of Γ⁽³⁾, Γ⁽⁴⁾, and G.</w:t>
             </w:r>
           </w:p>
         </w:tc>
@@ -1295,7 +4259,7 @@
           </w:tcPr>
           <w:p>
             <w:r>
-              <w:t>Does a 1PI expansion still need Lesson 71's Ward identity?</w:t>
+              <w:t>Show that a diagram with I internal lines and V vertices is proportional to ħ^{L−1}.</w:t>
             </w:r>
           </w:p>
         </w:tc>
@@ -1333,7 +4297,229 @@
           </w:tcPr>
           <w:p>
             <w:r>
-              <w:t>Challenge: argue that a tadpole diagram is 1PI, and that δΓ/δφ=0 at the true vacuum sets the tadpole to zero.</w:t>
+              <w:t>Explain why the shift from φ₀ to φ does not change Γ at order ħ.</w:t>
+            </w:r>
+          </w:p>
+        </w:tc>
+      </w:tr>
+      <w:tr>
+        <w:tc>
+          <w:tcPr>
+            <w:tcW w:type="dxa" w:w="720"/>
+            <w:vAlign w:val="center"/>
+            <w:tcMar>
+              <w:top w:w="100" w:type="dxa"/>
+              <w:start w:w="100" w:type="dxa"/>
+              <w:bottom w:w="100" w:type="dxa"/>
+              <w:end w:w="100" w:type="dxa"/>
+            </w:tcMar>
+          </w:tcPr>
+          <w:p>
+            <w:r>
+              <w:t>11</w:t>
+            </w:r>
+          </w:p>
+        </w:tc>
+        <w:tc>
+          <w:tcPr>
+            <w:tcW w:type="dxa" w:w="9072"/>
+            <w:vAlign w:val="center"/>
+            <w:tcMar>
+              <w:top w:w="100" w:type="dxa"/>
+              <w:start w:w="100" w:type="dxa"/>
+              <w:bottom w:w="100" w:type="dxa"/>
+              <w:end w:w="100" w:type="dxa"/>
+            </w:tcMar>
+          </w:tcPr>
+          <w:p>
+            <w:r>
+              <w:t>Do the k₄ integral ∫dk₄/2π (k₄² + ω²)⁻¹ = 1/2ω by contour or by substitution.</w:t>
+            </w:r>
+          </w:p>
+        </w:tc>
+      </w:tr>
+      <w:tr>
+        <w:tc>
+          <w:tcPr>
+            <w:tcW w:type="dxa" w:w="720"/>
+            <w:vAlign w:val="center"/>
+            <w:shd w:fill="EAF2F8"/>
+            <w:tcMar>
+              <w:top w:w="100" w:type="dxa"/>
+              <w:start w:w="100" w:type="dxa"/>
+              <w:bottom w:w="100" w:type="dxa"/>
+              <w:end w:w="100" w:type="dxa"/>
+            </w:tcMar>
+          </w:tcPr>
+          <w:p>
+            <w:r>
+              <w:t>12</w:t>
+            </w:r>
+          </w:p>
+        </w:tc>
+        <w:tc>
+          <w:tcPr>
+            <w:tcW w:type="dxa" w:w="9072"/>
+            <w:vAlign w:val="center"/>
+            <w:shd w:fill="EAF2F8"/>
+            <w:tcMar>
+              <w:top w:w="100" w:type="dxa"/>
+              <w:start w:w="100" w:type="dxa"/>
+              <w:bottom w:w="100" w:type="dxa"/>
+              <w:end w:w="100" w:type="dxa"/>
+            </w:tcMar>
+          </w:tcPr>
+          <w:p>
+            <w:r>
+              <w:t>Show that det(p̸ − m) = (p² − m²)² for the 4×4 Dirac matrices, and explain the factor −4 in the fermion V₁.</w:t>
+            </w:r>
+          </w:p>
+        </w:tc>
+      </w:tr>
+      <w:tr>
+        <w:tc>
+          <w:tcPr>
+            <w:tcW w:type="dxa" w:w="720"/>
+            <w:vAlign w:val="center"/>
+            <w:tcMar>
+              <w:top w:w="100" w:type="dxa"/>
+              <w:start w:w="100" w:type="dxa"/>
+              <w:bottom w:w="100" w:type="dxa"/>
+              <w:end w:w="100" w:type="dxa"/>
+            </w:tcMar>
+          </w:tcPr>
+          <w:p>
+            <w:r>
+              <w:t>13</w:t>
+            </w:r>
+          </w:p>
+        </w:tc>
+        <w:tc>
+          <w:tcPr>
+            <w:tcW w:type="dxa" w:w="9072"/>
+            <w:vAlign w:val="center"/>
+            <w:tcMar>
+              <w:top w:w="100" w:type="dxa"/>
+              <w:start w:w="100" w:type="dxa"/>
+              <w:bottom w:w="100" w:type="dxa"/>
+              <w:end w:w="100" w:type="dxa"/>
+            </w:tcMar>
+          </w:tcPr>
+          <w:p>
+            <w:r>
+              <w:t>Compute E_c = m²c³/eħ in V/m.</w:t>
+            </w:r>
+          </w:p>
+        </w:tc>
+      </w:tr>
+      <w:tr>
+        <w:tc>
+          <w:tcPr>
+            <w:tcW w:type="dxa" w:w="720"/>
+            <w:vAlign w:val="center"/>
+            <w:shd w:fill="EAF2F8"/>
+            <w:tcMar>
+              <w:top w:w="100" w:type="dxa"/>
+              <w:start w:w="100" w:type="dxa"/>
+              <w:bottom w:w="100" w:type="dxa"/>
+              <w:end w:w="100" w:type="dxa"/>
+            </w:tcMar>
+          </w:tcPr>
+          <w:p>
+            <w:r>
+              <w:t>14</w:t>
+            </w:r>
+          </w:p>
+        </w:tc>
+        <w:tc>
+          <w:tcPr>
+            <w:tcW w:type="dxa" w:w="9072"/>
+            <w:vAlign w:val="center"/>
+            <w:shd w:fill="EAF2F8"/>
+            <w:tcMar>
+              <w:top w:w="100" w:type="dxa"/>
+              <w:start w:w="100" w:type="dxa"/>
+              <w:bottom w:w="100" w:type="dxa"/>
+              <w:end w:w="100" w:type="dxa"/>
+            </w:tcMar>
+          </w:tcPr>
+          <w:p>
+            <w:r>
+              <w:t>Show that the Euler–Heisenberg ratio to Maxwell is (α/45π)(E/E_c)², and evaluate it at E = E_c.</w:t>
+            </w:r>
+          </w:p>
+        </w:tc>
+      </w:tr>
+      <w:tr>
+        <w:tc>
+          <w:tcPr>
+            <w:tcW w:type="dxa" w:w="720"/>
+            <w:vAlign w:val="center"/>
+            <w:tcMar>
+              <w:top w:w="100" w:type="dxa"/>
+              <w:start w:w="100" w:type="dxa"/>
+              <w:bottom w:w="100" w:type="dxa"/>
+              <w:end w:w="100" w:type="dxa"/>
+            </w:tcMar>
+          </w:tcPr>
+          <w:p>
+            <w:r>
+              <w:t>15</w:t>
+            </w:r>
+          </w:p>
+        </w:tc>
+        <w:tc>
+          <w:tcPr>
+            <w:tcW w:type="dxa" w:w="9072"/>
+            <w:vAlign w:val="center"/>
+            <w:tcMar>
+              <w:top w:w="100" w:type="dxa"/>
+              <w:start w:w="100" w:type="dxa"/>
+              <w:bottom w:w="100" w:type="dxa"/>
+              <w:end w:w="100" w:type="dxa"/>
+            </w:tcMar>
+          </w:tcPr>
+          <w:p>
+            <w:r>
+              <w:t>Why does the photon tadpole vanish in QED?</w:t>
+            </w:r>
+          </w:p>
+        </w:tc>
+      </w:tr>
+      <w:tr>
+        <w:tc>
+          <w:tcPr>
+            <w:tcW w:type="dxa" w:w="720"/>
+            <w:vAlign w:val="center"/>
+            <w:shd w:fill="EAF2F8"/>
+            <w:tcMar>
+              <w:top w:w="100" w:type="dxa"/>
+              <w:start w:w="100" w:type="dxa"/>
+              <w:bottom w:w="100" w:type="dxa"/>
+              <w:end w:w="100" w:type="dxa"/>
+            </w:tcMar>
+          </w:tcPr>
+          <w:p>
+            <w:r>
+              <w:t>16</w:t>
+            </w:r>
+          </w:p>
+        </w:tc>
+        <w:tc>
+          <w:tcPr>
+            <w:tcW w:type="dxa" w:w="9072"/>
+            <w:vAlign w:val="center"/>
+            <w:shd w:fill="EAF2F8"/>
+            <w:tcMar>
+              <w:top w:w="100" w:type="dxa"/>
+              <w:start w:w="100" w:type="dxa"/>
+              <w:bottom w:w="100" w:type="dxa"/>
+              <w:end w:w="100" w:type="dxa"/>
+            </w:tcMar>
+          </w:tcPr>
+          <w:p>
+            <w:r>
+              <w:t>Challenge: for V = λφ⁴/4!, write M² and the one-loop V_eff, and explain why its φ⁴ log φ² term cannot be absorbed into the original λ.</w:t>
             </w:r>
           </w:p>
         </w:tc>
@@ -1358,7 +4544,7 @@
         <w:t xml:space="preserve"> </w:t>
       </w:r>
       <w:r>
-        <w:t>Γ[φ_cl]=W[J]−∫J φ_cl, with φ_cl=δW/δJ.</w:t>
+        <w:t>δΓ/δφ(x) = ∫(δW/δJ)(δJ/δφ) − J − ∫(δJ/δφ)φ. Since δW/δJ = φ, the first and third terms are equal and opposite.</w:t>
       </w:r>
     </w:p>
     <w:p>
@@ -1372,7 +4558,7 @@
         <w:t xml:space="preserve"> </w:t>
       </w:r>
       <w:r>
-        <w:t>δΓ/δφ_cl= (δW/δJ)(δJ/δφ_cl)−J−φ_cl(δJ/δφ_cl)=φ_cl(δJ/δφ_cl)−J−φ_cl(δJ/δφ_cl)=−J.</w:t>
+        <w:t>Worked example 1: J = −Kφ, W₀ = −½φKφ, and Γ₀ = −½φKφ + φKφ = ½φKφ.</w:t>
       </w:r>
     </w:p>
     <w:p>
@@ -1386,7 +4572,7 @@
         <w:t xml:space="preserve"> </w:t>
       </w:r>
       <w:r>
-        <w:t>Worked example 1.</w:t>
+        <w:t>φ = W′ = j/a, so j = aφ, and Γ = j²/2a − jφ = −aφ²/2. Then Γ′ = −aφ = −j. This toy has weight e^{−ax²/2 + jx} with no factors of i, so Γ comes out as the exponent −aφ²/2 itself, which is minus the Euclidean action. With the course's e^{iS} weight, Γ = +S, as in Worked example 1.</w:t>
       </w:r>
     </w:p>
     <w:p>
@@ -1400,7 +4586,7 @@
         <w:t xml:space="preserve"> </w:t>
       </w:r>
       <w:r>
-        <w:t>A connected diagram that remains connected after cutting any one internal line.</w:t>
+        <w:t>δφ(x)/δφ(z) = δ⁴(x − z) = ∫(δ²W/δJδJ)(δJ/δφ) = ∫(iG)(−Γ⁽²⁾), so Γ⁽²⁾ = −(iG)⁻¹ = iG⁻¹.</w:t>
       </w:r>
     </w:p>
     <w:p>
@@ -1414,7 +4600,7 @@
         <w:t xml:space="preserve"> </w:t>
       </w:r>
       <w:r>
-        <w:t>φ_cl already includes the full propagator acting on J; subtracting ∫Jφ_cl and changing variables to φ_cl removes those lines from the vertices.</w:t>
+        <w:t>G = D[1 + iΣD]⁻¹ gives G⁻¹ = D⁻¹ + iΣ, and iG⁻¹ = iD⁻¹ − Σ. With D = iK⁻¹, iD⁻¹ = K.</w:t>
       </w:r>
     </w:p>
     <w:p>
@@ -1428,7 +4614,7 @@
         <w:t xml:space="preserve"> </w:t>
       </w:r>
       <w:r>
-        <w:t>Γ'' W''=−1, and W'' is the connected two-point function S_F′.</w:t>
+        <w:t>Γ⁽²⁾ = p̸ − m₀ − A(p²) − B(p²)p̸ vanishes at p̸ = m: m − m₀ − A(m²) − mB(m²) = 0. To leading order m² can be replaced by m₀² inside A and B.</w:t>
       </w:r>
     </w:p>
     <w:p>
@@ -1442,7 +4628,7 @@
         <w:t xml:space="preserve"> </w:t>
       </w:r>
       <w:r>
-        <w:t>Γ''(p̸=m) has a zero (a pole of S_F′ at the physical mass).</w:t>
+        <w:t>Differentiate ∫W⁽²⁾_{xy}(−Γ⁽²⁾_{yz}) = δ_{xz} with respect to J_w. This gives W⁽³⁾Γ⁽²⁾ + W⁽²⁾Γ⁽³⁾W⁽²⁾ = 0, using δ/δJ = W⁽²⁾δ/δφ. Multiply by (Γ⁽²⁾)⁻¹ = −W⁽²⁾.</w:t>
       </w:r>
     </w:p>
     <w:p>
@@ -1456,7 +4642,7 @@
         <w:t xml:space="preserve"> </w:t>
       </w:r>
       <w:r>
-        <w:t>δΓ/δφ_cl=0.</w:t>
+        <w:t>One term has four G's on a Γ⁽⁴⁾. Three terms have two Γ⁽³⁾ joined by one G, in the s, t, and u pairings, with G on every external leg.</w:t>
       </w:r>
     </w:p>
     <w:p>
@@ -1470,7 +4656,7 @@
         <w:t xml:space="preserve"> </w:t>
       </w:r>
       <w:r>
-        <w:t>Yes. Gauge invariance is a symmetry of Γ for gauge-invariant operators, equivalent to Lesson 71.</w:t>
+        <w:t>Each of the I lines gives ħ and each of the V vertices 1/ħ, a total ħ^{I−V}. Euler's relation for a connected graph gives L = I − V + 1.</w:t>
       </w:r>
     </w:p>
     <w:p>
@@ -1484,7 +4670,91 @@
         <w:t xml:space="preserve"> </w:t>
       </w:r>
       <w:r>
-        <w:t>A tadpole is a 1PI one-point function. δΓ/δφ=0 says the 1PI one-point vertex vanishes in the true vacuum, so tadpoles are already absorbed into the definition of φ_cl.</w:t>
+        <w:t>S + ∫Jφ is stationary at φ₀, so a shift δφ of order ħ changes it by order (δφ)², which is ħ². The change in the one-loop term is ħ × ħ.</w:t>
+      </w:r>
+    </w:p>
+    <w:p>
+      <w:r>
+        <w:rPr>
+          <w:b/>
+        </w:rPr>
+        <w:t>11.</w:t>
+      </w:r>
+      <w:r>
+        <w:t xml:space="preserve"> </w:t>
+      </w:r>
+      <w:r>
+        <w:t>Substitute k₄ = ω tan θ: ∫dθ/(2πω) over (−π/2, π/2) gives 1/2ω.</w:t>
+      </w:r>
+    </w:p>
+    <w:p>
+      <w:r>
+        <w:rPr>
+          <w:b/>
+        </w:rPr>
+        <w:t>12.</w:t>
+      </w:r>
+      <w:r>
+        <w:t xml:space="preserve"> </w:t>
+      </w:r>
+      <w:r>
+        <w:t>(p̸ − m)(p̸ + m) = p² − m². det(p̸ + m) = det(p̸ − m), by conjugating with γ⁵, so det(p̸ − m)² = (p² − m²)⁴. The −i Tr log then gives 2 × (−i) × log(p² − m²) per momentum, which is −4 times the boson's (i/2) log.</w:t>
+      </w:r>
+    </w:p>
+    <w:p>
+      <w:r>
+        <w:rPr>
+          <w:b/>
+        </w:rPr>
+        <w:t>13.</w:t>
+      </w:r>
+      <w:r>
+        <w:t xml:space="preserve"> </w:t>
+      </w:r>
+      <w:r>
+        <w:t>(9.109×10⁻³¹)²(2.998×10⁸)³/(1.602×10⁻¹⁹ × 1.055×10⁻³⁴) = 1.32×10¹⁸ V/m.</w:t>
+      </w:r>
+    </w:p>
+    <w:p>
+      <w:r>
+        <w:rPr>
+          <w:b/>
+        </w:rPr>
+        <w:t>14.</w:t>
+      </w:r>
+      <w:r>
+        <w:t xml:space="preserve"> </w:t>
+      </w:r>
+      <w:r>
+        <w:t>From Worked example 4, the ratio is (4α²/45)(E/E_c)²/(4πα) = (α/45π)(E/E_c)². At E = E_c it is 5.2×10⁻⁵. Even there the nonlinearity is small, but the imaginary part of Lesson 85 is no longer negligible.</w:t>
+      </w:r>
+    </w:p>
+    <w:p>
+      <w:r>
+        <w:rPr>
+          <w:b/>
+        </w:rPr>
+        <w:t>15.</w:t>
+      </w:r>
+      <w:r>
+        <w:t xml:space="preserve"> </w:t>
+      </w:r>
+      <w:r>
+        <w:t>A one-photon 1PI function is a closed electron loop with one photon attached. Furry's theorem cancels odd numbers of photon legs, because A is C-odd.</w:t>
+      </w:r>
+    </w:p>
+    <w:p>
+      <w:r>
+        <w:rPr>
+          <w:b/>
+        </w:rPr>
+        <w:t>16.</w:t>
+      </w:r>
+      <w:r>
+        <w:t xml:space="preserve"> </w:t>
+      </w:r>
+      <w:r>
+        <w:t>M² = λφ²/2. The one-loop term contains M⁴ log M² ∝ λ²φ⁴ log φ². A φ⁴ counterterm can absorb λ²φ⁴ times a constant, but not the log φ², which is a genuine prediction. It depends on the renormalization scale through log(φ²/μ²), and the renormalization group of Lesson 69 makes the total independent of μ.</w:t>
       </w:r>
     </w:p>
     <w:p>
@@ -1500,7 +4770,7 @@
         <w:pStyle w:val="ListBullet"/>
       </w:pPr>
       <w:r>
-        <w:t>I can define Γ as a Legendre transform and derive δΓ/δφ=−J.</w:t>
+        <w:t>I can define Γ as a Legendre transform and derive δΓ/δφ = −J.</w:t>
       </w:r>
     </w:p>
     <w:p>
@@ -1508,7 +4778,7 @@
         <w:pStyle w:val="ListBullet"/>
       </w:pPr>
       <w:r>
-        <w:t>I can state that Γ's vertices are 1PI and that Γ'' is the inverse full propagator.</w:t>
+        <w:t>I can show Γ = S for a free field and Γ⁽²⁾ = K − Σ with interactions.</w:t>
       </w:r>
     </w:p>
     <w:p>
@@ -1516,7 +4786,31 @@
         <w:pStyle w:val="ListBullet"/>
       </w:pPr>
       <w:r>
-        <w:t>I can phrase Lesson 67's mass renormalization as a zero of Γ''.</w:t>
+        <w:t>I can explain why derivatives of Γ are 1PI vertices and why correlators are trees of them.</w:t>
+      </w:r>
+    </w:p>
+    <w:p>
+      <w:pPr>
+        <w:pStyle w:val="ListBullet"/>
+      </w:pPr>
+      <w:r>
+        <w:t>I can derive the one-loop effective action and interpret it as the zero-point energy of fluctuations.</w:t>
+      </w:r>
+    </w:p>
+    <w:p>
+      <w:pPr>
+        <w:pStyle w:val="ListBullet"/>
+      </w:pPr>
+      <w:r>
+        <w:t>I can write Γ[A] for QED and identify vacuum polarization and the Euler–Heisenberg term.</w:t>
+      </w:r>
+    </w:p>
+    <w:p>
+      <w:pPr>
+        <w:pStyle w:val="ListBullet"/>
+      </w:pPr>
+      <w:r>
+        <w:t>I can estimate the size of nonlinear vacuum effects in terms of E/E_c.</w:t>
       </w:r>
     </w:p>
     <w:p>
@@ -1529,7 +4823,7 @@
     </w:p>
     <w:p>
       <w:r>
-        <w:t>Lesson 82 collects the functional derivatives and 1PI expansion as a practical toolkit, then Lesson 83 reads Feynman rules off Z.</w:t>
+        <w:t>Lesson 82 turns these objects into working tools: field insertions at nonzero source, the Schwinger–Dyson equations, and Ward identities obtained by changing integration variables.</w:t>
       </w:r>
     </w:p>
     <w:sectPr>
